--- a/lh3/feinkonzept/DURCHBLICKT_LH3_Mythen_Arbeitsblätter.docx
+++ b/lh3/feinkonzept/DURCHBLICKT_LH3_Mythen_Arbeitsblätter.docx
@@ -1614,15 +1614,6 @@
           <w:color w:val="000000" w:themeColor="text1"/>
         </w:rPr>
       </w:pPr>
-      <w:r>
-        <w:rPr>
-          <w:rFonts w:cstheme="minorHAnsi"/>
-          <w:b/>
-          <w:bCs/>
-          <w:color w:val="000000" w:themeColor="text1"/>
-        </w:rPr>
-        <w:t>Phase 2 (Hinführung) | Partnerarbeit | Sek I + II</w:t>
-      </w:r>
     </w:p>
     <w:p>
       <w:pPr>
@@ -1634,6 +1625,15 @@
           <w:color w:val="000000" w:themeColor="text1"/>
         </w:rPr>
       </w:pPr>
+      <w:r>
+        <w:rPr>
+          <w:rFonts w:cstheme="minorHAnsi"/>
+          <w:b/>
+          <w:bCs/>
+          <w:color w:val="000000" w:themeColor="text1"/>
+        </w:rPr>
+        <w:t>Hintergrund</w:t>
+      </w:r>
     </w:p>
     <w:p>
       <w:pPr>
@@ -1652,7 +1652,7 @@
           <w:bCs/>
           <w:color w:val="000000" w:themeColor="text1"/>
         </w:rPr>
-        <w:t>Hintergrund</w:t>
+        <w:t>Gesundheitsmythen verbreiten sich online besonders schnell – nicht weil die Menschen dumm sind, sondern weil bestimmte Mechanismen das Teilen und Glauben begünstigen.</w:t>
       </w:r>
     </w:p>
     <w:p>
@@ -1672,28 +1672,8 @@
           <w:bCs/>
           <w:color w:val="000000" w:themeColor="text1"/>
         </w:rPr>
-        <w:t>Gesundheitsmythen verbreiten sich online besonders schnell – nicht weil die Menschen dumm sind, sondern weil bestimmte Mechanismen das Teilen und Glauben begünstigen.</w:t>
-      </w:r>
-    </w:p>
-    <w:p>
-      <w:pPr>
-        <w:spacing w:after="0" w:line="276" w:lineRule="auto"/>
-        <w:rPr>
-          <w:rFonts w:cstheme="minorHAnsi"/>
-          <w:b/>
-          <w:bCs/>
-          <w:color w:val="000000" w:themeColor="text1"/>
-        </w:rPr>
-      </w:pPr>
-      <w:r>
-        <w:rPr>
-          <w:rFonts w:cstheme="minorHAnsi"/>
-          <w:b/>
-          <w:bCs/>
-          <w:color w:val="000000" w:themeColor="text1"/>
-        </w:rPr>
         <w:pict w14:anchorId="0E8F7875">
-          <v:rect id="_x0000_i1026" style="width:0;height:1.5pt" o:hralign="center" o:hrstd="t" o:hr="t" fillcolor="#a0a0a0" stroked="f"/>
+          <v:rect id="_x0000_i1025" style="width:0;height:1.5pt" o:hralign="center" o:hrstd="t" o:hr="t" fillcolor="#a0a0a0" stroked="f"/>
         </w:pict>
       </w:r>
     </w:p>
@@ -2187,7 +2167,7 @@
           <w:color w:val="000000" w:themeColor="text1"/>
         </w:rPr>
         <w:pict w14:anchorId="310CD2EF">
-          <v:rect id="_x0000_i1027" style="width:0;height:1.5pt" o:hralign="center" o:hrstd="t" o:hr="t" fillcolor="#a0a0a0" stroked="f"/>
+          <v:rect id="_x0000_i1026" style="width:0;height:1.5pt" o:hralign="center" o:hrstd="t" o:hr="t" fillcolor="#a0a0a0" stroked="f"/>
         </w:pict>
       </w:r>
     </w:p>
@@ -7338,16 +7318,14 @@
           <w:b/>
           <w:bCs/>
           <w:color w:val="000000" w:themeColor="text1"/>
-          <w:lang w:val="en-US"/>
-        </w:rPr>
-      </w:pPr>
-      <w:r>
-        <w:rPr>
-          <w:rFonts w:cstheme="minorHAnsi"/>
-          <w:b/>
-          <w:bCs/>
-          <w:color w:val="000000" w:themeColor="text1"/>
-          <w:lang w:val="en-US"/>
+        </w:rPr>
+      </w:pPr>
+      <w:r>
+        <w:rPr>
+          <w:rFonts w:cstheme="minorHAnsi"/>
+          <w:b/>
+          <w:bCs/>
+          <w:color w:val="000000" w:themeColor="text1"/>
         </w:rPr>
         <w:t>Profil 3: @glowup.beauty – Beauty &amp; Wellness</w:t>
       </w:r>
@@ -11247,6 +11225,357 @@
           <w:color w:val="000000" w:themeColor="text1"/>
         </w:rPr>
       </w:pPr>
+      <w:commentRangeStart w:id="2"/>
+      <w:r>
+        <w:rPr>
+          <w:rFonts w:cstheme="minorHAnsi"/>
+          <w:b/>
+          <w:bCs/>
+          <w:color w:val="000000" w:themeColor="text1"/>
+        </w:rPr>
+        <w:t>Lena und das Wundergetränk</w:t>
+      </w:r>
+      <w:commentRangeEnd w:id="2"/>
+      <w:r>
+        <w:rPr>
+          <w:rStyle w:val="Kommentarzeichen"/>
+          <w:rFonts w:cstheme="minorHAnsi"/>
+          <w:b/>
+          <w:bCs/>
+          <w:color w:val="000000" w:themeColor="text1"/>
+          <w:sz w:val="22"/>
+          <w:szCs w:val="22"/>
+        </w:rPr>
+        <w:commentReference w:id="2"/>
+      </w:r>
+    </w:p>
+    <w:p>
+      <w:pPr>
+        <w:rPr>
+          <w:rFonts w:cstheme="minorHAnsi"/>
+          <w:color w:val="000000" w:themeColor="text1"/>
+        </w:rPr>
+      </w:pPr>
+      <w:r>
+        <w:rPr>
+          <w:rFonts w:cstheme="minorHAnsi"/>
+          <w:color w:val="000000" w:themeColor="text1"/>
+        </w:rPr>
+        <w:t>Lena ist neun Jahre alt und geht in die dritte Klasse. Sie hat eine beste Freundin, Mia, und einen kleinen Bruder, der manchmal nervt. Wie viele Kinder schaut Lena nach den Hausaufgaben gerne kurze Videos auf dem Tablet ihrer Mutter.</w:t>
+      </w:r>
+    </w:p>
+    <w:p>
+      <w:pPr>
+        <w:rPr>
+          <w:rFonts w:cstheme="minorHAnsi"/>
+          <w:color w:val="000000" w:themeColor="text1"/>
+        </w:rPr>
+      </w:pPr>
+      <w:r>
+        <w:rPr>
+          <w:rFonts w:cstheme="minorHAnsi"/>
+          <w:color w:val="000000" w:themeColor="text1"/>
+        </w:rPr>
+        <w:t>An einem Mittwochnachmittag stößt Lena auf einen bunten Clip. Eine fröhliche junge Frau hält eine grüne Flasche in die Kamera. Sie lächelt breit und sagt: „Dieses Getränk – das macht dich nie wieder krank! Ich trinke es jeden Tag. Schaut mal, wie fit ich bin!" Die Frau hüpft, lacht, dreht sich. Im Hintergrund glitzert die Sonne. Alles sieht wunderschön und stark aus.</w:t>
+      </w:r>
+    </w:p>
+    <w:p>
+      <w:pPr>
+        <w:rPr>
+          <w:rFonts w:cstheme="minorHAnsi"/>
+          <w:color w:val="000000" w:themeColor="text1"/>
+        </w:rPr>
+      </w:pPr>
+      <w:r>
+        <w:rPr>
+          <w:rFonts w:cstheme="minorHAnsi"/>
+          <w:color w:val="000000" w:themeColor="text1"/>
+        </w:rPr>
+        <w:t>Lena ist beeindruckt. Sie findet das toll. „Wenn das stimmt", denkt sie, „dann brauche ich nie wieder zur Ärztin zu gehen!"</w:t>
+      </w:r>
+    </w:p>
+    <w:p>
+      <w:pPr>
+        <w:rPr>
+          <w:rFonts w:cstheme="minorHAnsi"/>
+          <w:color w:val="000000" w:themeColor="text1"/>
+        </w:rPr>
+      </w:pPr>
+      <w:r>
+        <w:rPr>
+          <w:rFonts w:cstheme="minorHAnsi"/>
+          <w:color w:val="000000" w:themeColor="text1"/>
+        </w:rPr>
+        <w:t>Am nächsten Morgen erzählt Lena ihrer besten Freundin Mia auf dem Schulhof davon: „Stell dir vor, es gibt ein Getränk, davon wird man nie wieder krank!" Mia macht große Augen. Sie glaubt es sofort. Lena erzählt das ja so überzeugt – und Lena weiß doch immer, was gerade angesagt ist.</w:t>
+      </w:r>
+    </w:p>
+    <w:p>
+      <w:pPr>
+        <w:rPr>
+          <w:rFonts w:cstheme="minorHAnsi"/>
+          <w:color w:val="000000" w:themeColor="text1"/>
+        </w:rPr>
+      </w:pPr>
+      <w:r>
+        <w:rPr>
+          <w:rFonts w:cstheme="minorHAnsi"/>
+          <w:color w:val="000000" w:themeColor="text1"/>
+        </w:rPr>
+        <w:t>Mittags zu Hause sitzt Mia mit ihrer Mutter am Küchentisch. „Mama, Lena hat erzählt, dass es ein Getränk gibt, von dem man nie krank wird!" Mias Mutter schaut auf, etwas erstaunt. „Wirklich? Wo hat sie das her?" – „Aus einem Video." Die Mutter zögert kurz. Aber Mia findet es so wichtig. Und wenn Lena das sagt … Am Wochenende kauft die Mutter eine Flasche von dem Getränk. Für die ganze Familie.</w:t>
+      </w:r>
+    </w:p>
+    <w:p>
+      <w:pPr>
+        <w:rPr>
+          <w:rFonts w:cstheme="minorHAnsi"/>
+          <w:color w:val="000000" w:themeColor="text1"/>
+        </w:rPr>
+      </w:pPr>
+      <w:r>
+        <w:rPr>
+          <w:rFonts w:cstheme="minorHAnsi"/>
+          <w:color w:val="000000" w:themeColor="text1"/>
+        </w:rPr>
+        <w:t>Drei Wochen später wird Mias kleiner Bruder trotzdem krank. Erkältung, Husten, drei Tage Bett. Mia ist verwirrt. Hatte das Getränk nicht versprochen, dass keiner mehr krank wird?</w:t>
+      </w:r>
+    </w:p>
+    <w:p>
+      <w:pPr>
+        <w:rPr>
+          <w:rFonts w:cstheme="minorHAnsi"/>
+          <w:color w:val="000000" w:themeColor="text1"/>
+        </w:rPr>
+      </w:pPr>
+      <w:commentRangeStart w:id="3"/>
+      <w:r>
+        <w:rPr>
+          <w:rFonts w:cstheme="minorHAnsi"/>
+          <w:color w:val="000000" w:themeColor="text1"/>
+        </w:rPr>
+        <w:t>Aber stimmt das eigentlich überhaupt, was Lena im Video gesehen hat? Hat irgendjemand nachgefragt? Die Frau im Video, Lena, Mia, die Mutter, der kleine Bruder? Wer hätte fragen können – und bei wem?</w:t>
+      </w:r>
+      <w:commentRangeEnd w:id="3"/>
+      <w:r>
+        <w:rPr>
+          <w:rStyle w:val="Kommentarzeichen"/>
+          <w:rFonts w:cstheme="minorHAnsi"/>
+          <w:color w:val="000000" w:themeColor="text1"/>
+          <w:sz w:val="22"/>
+          <w:szCs w:val="22"/>
+        </w:rPr>
+        <w:commentReference w:id="3"/>
+      </w:r>
+    </w:p>
+    <w:p>
+      <w:pPr>
+        <w:rPr>
+          <w:rFonts w:cstheme="minorHAnsi"/>
+          <w:color w:val="000000" w:themeColor="text1"/>
+        </w:rPr>
+      </w:pPr>
+      <w:r>
+        <w:rPr>
+          <w:rFonts w:cstheme="minorHAnsi"/>
+          <w:i/>
+          <w:iCs/>
+          <w:color w:val="000000" w:themeColor="text1"/>
+        </w:rPr>
+        <w:t>(338 Wörter)</w:t>
+      </w:r>
+    </w:p>
+    <w:p>
+      <w:pPr>
+        <w:rPr>
+          <w:rFonts w:cstheme="minorHAnsi"/>
+          <w:color w:val="000000" w:themeColor="text1"/>
+        </w:rPr>
+      </w:pPr>
+      <w:r>
+        <w:rPr>
+          <w:rFonts w:cstheme="minorHAnsi"/>
+          <w:color w:val="000000" w:themeColor="text1"/>
+        </w:rPr>
+        <w:t>Gesprächsfragen im Sitzkreis (unverändert übernommen, ergänzt)</w:t>
+      </w:r>
+    </w:p>
+    <w:p>
+      <w:pPr>
+        <w:numPr>
+          <w:ilvl w:val="0"/>
+          <w:numId w:val="22"/>
+        </w:numPr>
+        <w:rPr>
+          <w:rFonts w:cstheme="minorHAnsi"/>
+          <w:color w:val="000000" w:themeColor="text1"/>
+        </w:rPr>
+      </w:pPr>
+      <w:r>
+        <w:rPr>
+          <w:rFonts w:cstheme="minorHAnsi"/>
+          <w:i/>
+          <w:iCs/>
+          <w:color w:val="000000" w:themeColor="text1"/>
+        </w:rPr>
+        <w:t>„Was ist hier passiert? Erzählt es nochmal mit euren Worten."</w:t>
+      </w:r>
+    </w:p>
+    <w:p>
+      <w:pPr>
+        <w:numPr>
+          <w:ilvl w:val="0"/>
+          <w:numId w:val="22"/>
+        </w:numPr>
+        <w:rPr>
+          <w:rFonts w:cstheme="minorHAnsi"/>
+          <w:color w:val="000000" w:themeColor="text1"/>
+        </w:rPr>
+      </w:pPr>
+      <w:r>
+        <w:rPr>
+          <w:rFonts w:cstheme="minorHAnsi"/>
+          <w:i/>
+          <w:iCs/>
+          <w:color w:val="000000" w:themeColor="text1"/>
+        </w:rPr>
+        <w:t>„Wer hat es Mias Mutter erzählt – und wer hat es eigentlich zuerst gesagt?"</w:t>
+      </w:r>
+    </w:p>
+    <w:p>
+      <w:pPr>
+        <w:numPr>
+          <w:ilvl w:val="0"/>
+          <w:numId w:val="22"/>
+        </w:numPr>
+        <w:rPr>
+          <w:rFonts w:cstheme="minorHAnsi"/>
+          <w:color w:val="000000" w:themeColor="text1"/>
+        </w:rPr>
+      </w:pPr>
+      <w:r>
+        <w:rPr>
+          <w:rFonts w:cstheme="minorHAnsi"/>
+          <w:i/>
+          <w:iCs/>
+          <w:color w:val="000000" w:themeColor="text1"/>
+        </w:rPr>
+        <w:t>„Hat irgendjemand geprüft, ob das stimmt?"</w:t>
+      </w:r>
+    </w:p>
+    <w:p>
+      <w:pPr>
+        <w:numPr>
+          <w:ilvl w:val="0"/>
+          <w:numId w:val="22"/>
+        </w:numPr>
+        <w:rPr>
+          <w:rFonts w:cstheme="minorHAnsi"/>
+          <w:color w:val="000000" w:themeColor="text1"/>
+        </w:rPr>
+      </w:pPr>
+      <w:r>
+        <w:rPr>
+          <w:rFonts w:cstheme="minorHAnsi"/>
+          <w:i/>
+          <w:iCs/>
+          <w:color w:val="000000" w:themeColor="text1"/>
+        </w:rPr>
+        <w:t>„Wer hätte fragen können – und bei wem?"</w:t>
+      </w:r>
+    </w:p>
+    <w:p>
+      <w:pPr>
+        <w:numPr>
+          <w:ilvl w:val="0"/>
+          <w:numId w:val="22"/>
+        </w:numPr>
+        <w:rPr>
+          <w:rFonts w:cstheme="minorHAnsi"/>
+          <w:color w:val="000000" w:themeColor="text1"/>
+        </w:rPr>
+      </w:pPr>
+      <w:r>
+        <w:rPr>
+          <w:rFonts w:cstheme="minorHAnsi"/>
+          <w:i/>
+          <w:iCs/>
+          <w:color w:val="000000" w:themeColor="text1"/>
+        </w:rPr>
+        <w:t>„Warum hat Lena der Frau im Video geglaubt, glaubt ihr?"</w:t>
+      </w:r>
+      <w:r>
+        <w:rPr>
+          <w:rFonts w:cstheme="minorHAnsi"/>
+          <w:color w:val="000000" w:themeColor="text1"/>
+        </w:rPr>
+        <w:t xml:space="preserve"> </w:t>
+      </w:r>
+      <w:r>
+        <w:rPr>
+          <w:rFonts w:cstheme="minorHAnsi"/>
+          <w:i/>
+          <w:iCs/>
+          <w:color w:val="000000" w:themeColor="text1"/>
+        </w:rPr>
+        <w:t>(neu, optional)</w:t>
+      </w:r>
+    </w:p>
+    <w:p>
+      <w:pPr>
+        <w:numPr>
+          <w:ilvl w:val="0"/>
+          <w:numId w:val="22"/>
+        </w:numPr>
+        <w:rPr>
+          <w:rFonts w:cstheme="minorHAnsi"/>
+          <w:color w:val="000000" w:themeColor="text1"/>
+        </w:rPr>
+      </w:pPr>
+      <w:r>
+        <w:rPr>
+          <w:rFonts w:cstheme="minorHAnsi"/>
+          <w:color w:val="000000" w:themeColor="text1"/>
+        </w:rPr>
+        <w:t>*„Kennst du das auch? Hat dir schon mal jemand etwas erzählt, das dann nicht stimmte?"</w:t>
+      </w:r>
+    </w:p>
+    <w:p>
+      <w:pPr>
+        <w:rPr>
+          <w:rFonts w:cstheme="minorHAnsi"/>
+          <w:b/>
+          <w:bCs/>
+          <w:color w:val="000000" w:themeColor="text1"/>
+        </w:rPr>
+      </w:pPr>
+    </w:p>
+    <w:p>
+      <w:pPr>
+        <w:rPr>
+          <w:rFonts w:cstheme="minorHAnsi"/>
+          <w:b/>
+          <w:bCs/>
+          <w:color w:val="000000" w:themeColor="text1"/>
+        </w:rPr>
+      </w:pPr>
+    </w:p>
+    <w:p>
+      <w:pPr>
+        <w:rPr>
+          <w:rFonts w:cstheme="minorHAnsi"/>
+          <w:b/>
+          <w:bCs/>
+          <w:color w:val="000000" w:themeColor="text1"/>
+        </w:rPr>
+      </w:pPr>
+      <w:r>
+        <w:rPr>
+          <w:rFonts w:cstheme="minorHAnsi"/>
+          <w:b/>
+          <w:bCs/>
+          <w:color w:val="000000" w:themeColor="text1"/>
+        </w:rPr>
+        <w:br w:type="page"/>
+      </w:r>
     </w:p>
     <w:p>
       <w:pPr>
@@ -12138,197 +12467,197 @@
           <w:rFonts w:ascii="Segoe UI Symbol" w:hAnsi="Segoe UI Symbol" w:cs="Segoe UI Symbol"/>
           <w:color w:val="000000" w:themeColor="text1"/>
         </w:rPr>
+        <w:t>☐</w:t>
+      </w:r>
+      <w:r>
+        <w:rPr>
+          <w:rFonts w:cstheme="minorHAnsi"/>
+          <w:color w:val="000000" w:themeColor="text1"/>
+        </w:rPr>
+        <w:t xml:space="preserve"> Sie will uns helfen </w:t>
+      </w:r>
+      <w:r>
+        <w:rPr>
+          <w:rFonts w:ascii="Segoe UI Symbol" w:hAnsi="Segoe UI Symbol" w:cs="Segoe UI Symbol"/>
+          <w:color w:val="000000" w:themeColor="text1"/>
+        </w:rPr>
+        <w:t>☐</w:t>
+      </w:r>
+      <w:r>
+        <w:rPr>
+          <w:rFonts w:cstheme="minorHAnsi"/>
+          <w:color w:val="000000" w:themeColor="text1"/>
+        </w:rPr>
+        <w:t xml:space="preserve"> Sie will den Tee verkaufen </w:t>
+      </w:r>
+      <w:r>
+        <w:rPr>
+          <w:rFonts w:ascii="Segoe UI Symbol" w:hAnsi="Segoe UI Symbol" w:cs="Segoe UI Symbol"/>
+          <w:color w:val="000000" w:themeColor="text1"/>
+        </w:rPr>
+        <w:t>☐</w:t>
+      </w:r>
+      <w:r>
+        <w:rPr>
+          <w:rFonts w:cstheme="minorHAnsi"/>
+          <w:color w:val="000000" w:themeColor="text1"/>
+        </w:rPr>
+        <w:t xml:space="preserve"> Sie wei</w:t>
+      </w:r>
+      <w:r>
+        <w:rPr>
+          <w:rFonts w:ascii="Calibri" w:hAnsi="Calibri" w:cs="Calibri"/>
+          <w:color w:val="000000" w:themeColor="text1"/>
+        </w:rPr>
+        <w:t>ß</w:t>
+      </w:r>
+      <w:r>
+        <w:rPr>
+          <w:rFonts w:cstheme="minorHAnsi"/>
+          <w:color w:val="000000" w:themeColor="text1"/>
+        </w:rPr>
+        <w:t xml:space="preserve"> es wirklich genau</w:t>
+      </w:r>
+    </w:p>
+    <w:p>
+      <w:pPr>
+        <w:rPr>
+          <w:rFonts w:cstheme="minorHAnsi"/>
+          <w:color w:val="000000" w:themeColor="text1"/>
+        </w:rPr>
+      </w:pPr>
+      <w:r>
+        <w:rPr>
+          <w:rFonts w:cstheme="minorHAnsi"/>
+          <w:b/>
+          <w:bCs/>
+          <w:color w:val="000000" w:themeColor="text1"/>
+        </w:rPr>
+        <w:t>Hilft es, wenn viele Menschen das Video geliked haben?</w:t>
+      </w:r>
+    </w:p>
+    <w:p>
+      <w:pPr>
+        <w:rPr>
+          <w:rFonts w:cstheme="minorHAnsi"/>
+          <w:color w:val="000000" w:themeColor="text1"/>
+        </w:rPr>
+      </w:pPr>
+      <w:r>
+        <w:rPr>
+          <w:rFonts w:ascii="Segoe UI Symbol" w:hAnsi="Segoe UI Symbol" w:cs="Segoe UI Symbol"/>
+          <w:color w:val="000000" w:themeColor="text1"/>
+        </w:rPr>
+        <w:t>☐</w:t>
+      </w:r>
+      <w:r>
+        <w:rPr>
+          <w:rFonts w:cstheme="minorHAnsi"/>
+          <w:color w:val="000000" w:themeColor="text1"/>
+        </w:rPr>
+        <w:t xml:space="preserve"> Ja, dann stimmt es bestimmt </w:t>
+      </w:r>
+      <w:r>
+        <w:rPr>
+          <w:rFonts w:ascii="Segoe UI Symbol" w:hAnsi="Segoe UI Symbol" w:cs="Segoe UI Symbol"/>
+          <w:color w:val="000000" w:themeColor="text1"/>
+        </w:rPr>
+        <w:t>☐</w:t>
+      </w:r>
+      <w:r>
+        <w:rPr>
+          <w:rFonts w:cstheme="minorHAnsi"/>
+          <w:color w:val="000000" w:themeColor="text1"/>
+        </w:rPr>
+        <w:t xml:space="preserve"> Nein, Likes sagen nicht, ob etwas stimmt </w:t>
+      </w:r>
+      <w:r>
+        <w:rPr>
+          <w:rFonts w:ascii="Segoe UI Symbol" w:hAnsi="Segoe UI Symbol" w:cs="Segoe UI Symbol"/>
+          <w:color w:val="000000" w:themeColor="text1"/>
+        </w:rPr>
+        <w:t>☐</w:t>
+      </w:r>
+      <w:r>
+        <w:rPr>
+          <w:rFonts w:cstheme="minorHAnsi"/>
+          <w:color w:val="000000" w:themeColor="text1"/>
+        </w:rPr>
+        <w:t xml:space="preserve"> Ich wei</w:t>
+      </w:r>
+      <w:r>
+        <w:rPr>
+          <w:rFonts w:ascii="Calibri" w:hAnsi="Calibri" w:cs="Calibri"/>
+          <w:color w:val="000000" w:themeColor="text1"/>
+        </w:rPr>
+        <w:t>ß</w:t>
+      </w:r>
+      <w:r>
+        <w:rPr>
+          <w:rFonts w:cstheme="minorHAnsi"/>
+          <w:color w:val="000000" w:themeColor="text1"/>
+        </w:rPr>
+        <w:t xml:space="preserve"> es nicht</w:t>
+      </w:r>
+    </w:p>
+    <w:p>
+      <w:pPr>
+        <w:rPr>
+          <w:rFonts w:cstheme="minorHAnsi"/>
+          <w:color w:val="000000" w:themeColor="text1"/>
+        </w:rPr>
+      </w:pPr>
+      <w:r>
+        <w:rPr>
+          <w:rFonts w:cstheme="minorHAnsi"/>
+          <w:b/>
+          <w:bCs/>
+          <w:color w:val="000000" w:themeColor="text1"/>
+        </w:rPr>
+        <w:t>Was denkst du: Stimmt das?</w:t>
+      </w:r>
+      <w:r>
+        <w:rPr>
+          <w:rFonts w:cstheme="minorHAnsi"/>
+          <w:color w:val="000000" w:themeColor="text1"/>
+        </w:rPr>
+        <w:t xml:space="preserve"> </w:t>
+      </w:r>
+      <w:r>
+        <w:rPr>
+          <w:rFonts w:cstheme="minorHAnsi"/>
+          <w:b/>
+          <w:bCs/>
+          <w:color w:val="000000" w:themeColor="text1"/>
+        </w:rPr>
+        <w:t>___</w:t>
+      </w:r>
+    </w:p>
+    <w:p>
+      <w:pPr>
+        <w:rPr>
+          <w:rFonts w:cstheme="minorHAnsi"/>
+          <w:color w:val="000000" w:themeColor="text1"/>
+        </w:rPr>
+      </w:pPr>
+    </w:p>
+    <w:p>
+      <w:pPr>
+        <w:rPr>
+          <w:rFonts w:cstheme="minorHAnsi"/>
+          <w:b/>
+          <w:bCs/>
+          <w:color w:val="000000" w:themeColor="text1"/>
+        </w:rPr>
+      </w:pPr>
+      <w:r>
+        <w:rPr>
+          <w:rFonts w:cstheme="minorHAnsi"/>
+          <w:b/>
+          <w:bCs/>
+          <w:color w:val="000000" w:themeColor="text1"/>
+        </w:rPr>
         <w:lastRenderedPageBreak/>
-        <w:t>☐</w:t>
-      </w:r>
-      <w:r>
-        <w:rPr>
-          <w:rFonts w:cstheme="minorHAnsi"/>
-          <w:color w:val="000000" w:themeColor="text1"/>
-        </w:rPr>
-        <w:t xml:space="preserve"> Sie will uns helfen </w:t>
-      </w:r>
-      <w:r>
-        <w:rPr>
-          <w:rFonts w:ascii="Segoe UI Symbol" w:hAnsi="Segoe UI Symbol" w:cs="Segoe UI Symbol"/>
-          <w:color w:val="000000" w:themeColor="text1"/>
-        </w:rPr>
-        <w:t>☐</w:t>
-      </w:r>
-      <w:r>
-        <w:rPr>
-          <w:rFonts w:cstheme="minorHAnsi"/>
-          <w:color w:val="000000" w:themeColor="text1"/>
-        </w:rPr>
-        <w:t xml:space="preserve"> Sie will den Tee verkaufen </w:t>
-      </w:r>
-      <w:r>
-        <w:rPr>
-          <w:rFonts w:ascii="Segoe UI Symbol" w:hAnsi="Segoe UI Symbol" w:cs="Segoe UI Symbol"/>
-          <w:color w:val="000000" w:themeColor="text1"/>
-        </w:rPr>
-        <w:t>☐</w:t>
-      </w:r>
-      <w:r>
-        <w:rPr>
-          <w:rFonts w:cstheme="minorHAnsi"/>
-          <w:color w:val="000000" w:themeColor="text1"/>
-        </w:rPr>
-        <w:t xml:space="preserve"> Sie wei</w:t>
-      </w:r>
-      <w:r>
-        <w:rPr>
-          <w:rFonts w:ascii="Calibri" w:hAnsi="Calibri" w:cs="Calibri"/>
-          <w:color w:val="000000" w:themeColor="text1"/>
-        </w:rPr>
-        <w:t>ß</w:t>
-      </w:r>
-      <w:r>
-        <w:rPr>
-          <w:rFonts w:cstheme="minorHAnsi"/>
-          <w:color w:val="000000" w:themeColor="text1"/>
-        </w:rPr>
-        <w:t xml:space="preserve"> es wirklich genau</w:t>
-      </w:r>
-    </w:p>
-    <w:p>
-      <w:pPr>
-        <w:rPr>
-          <w:rFonts w:cstheme="minorHAnsi"/>
-          <w:color w:val="000000" w:themeColor="text1"/>
-        </w:rPr>
-      </w:pPr>
-      <w:r>
-        <w:rPr>
-          <w:rFonts w:cstheme="minorHAnsi"/>
-          <w:b/>
-          <w:bCs/>
-          <w:color w:val="000000" w:themeColor="text1"/>
-        </w:rPr>
-        <w:t>Hilft es, wenn viele Menschen das Video geliked haben?</w:t>
-      </w:r>
-    </w:p>
-    <w:p>
-      <w:pPr>
-        <w:rPr>
-          <w:rFonts w:cstheme="minorHAnsi"/>
-          <w:color w:val="000000" w:themeColor="text1"/>
-        </w:rPr>
-      </w:pPr>
-      <w:r>
-        <w:rPr>
-          <w:rFonts w:ascii="Segoe UI Symbol" w:hAnsi="Segoe UI Symbol" w:cs="Segoe UI Symbol"/>
-          <w:color w:val="000000" w:themeColor="text1"/>
-        </w:rPr>
-        <w:t>☐</w:t>
-      </w:r>
-      <w:r>
-        <w:rPr>
-          <w:rFonts w:cstheme="minorHAnsi"/>
-          <w:color w:val="000000" w:themeColor="text1"/>
-        </w:rPr>
-        <w:t xml:space="preserve"> Ja, dann stimmt es bestimmt </w:t>
-      </w:r>
-      <w:r>
-        <w:rPr>
-          <w:rFonts w:ascii="Segoe UI Symbol" w:hAnsi="Segoe UI Symbol" w:cs="Segoe UI Symbol"/>
-          <w:color w:val="000000" w:themeColor="text1"/>
-        </w:rPr>
-        <w:t>☐</w:t>
-      </w:r>
-      <w:r>
-        <w:rPr>
-          <w:rFonts w:cstheme="minorHAnsi"/>
-          <w:color w:val="000000" w:themeColor="text1"/>
-        </w:rPr>
-        <w:t xml:space="preserve"> Nein, Likes sagen nicht, ob etwas stimmt </w:t>
-      </w:r>
-      <w:r>
-        <w:rPr>
-          <w:rFonts w:ascii="Segoe UI Symbol" w:hAnsi="Segoe UI Symbol" w:cs="Segoe UI Symbol"/>
-          <w:color w:val="000000" w:themeColor="text1"/>
-        </w:rPr>
-        <w:t>☐</w:t>
-      </w:r>
-      <w:r>
-        <w:rPr>
-          <w:rFonts w:cstheme="minorHAnsi"/>
-          <w:color w:val="000000" w:themeColor="text1"/>
-        </w:rPr>
-        <w:t xml:space="preserve"> Ich wei</w:t>
-      </w:r>
-      <w:r>
-        <w:rPr>
-          <w:rFonts w:ascii="Calibri" w:hAnsi="Calibri" w:cs="Calibri"/>
-          <w:color w:val="000000" w:themeColor="text1"/>
-        </w:rPr>
-        <w:t>ß</w:t>
-      </w:r>
-      <w:r>
-        <w:rPr>
-          <w:rFonts w:cstheme="minorHAnsi"/>
-          <w:color w:val="000000" w:themeColor="text1"/>
-        </w:rPr>
-        <w:t xml:space="preserve"> es nicht</w:t>
-      </w:r>
-    </w:p>
-    <w:p>
-      <w:pPr>
-        <w:rPr>
-          <w:rFonts w:cstheme="minorHAnsi"/>
-          <w:color w:val="000000" w:themeColor="text1"/>
-        </w:rPr>
-      </w:pPr>
-      <w:r>
-        <w:rPr>
-          <w:rFonts w:cstheme="minorHAnsi"/>
-          <w:b/>
-          <w:bCs/>
-          <w:color w:val="000000" w:themeColor="text1"/>
-        </w:rPr>
-        <w:t>Was denkst du: Stimmt das?</w:t>
-      </w:r>
-      <w:r>
-        <w:rPr>
-          <w:rFonts w:cstheme="minorHAnsi"/>
-          <w:color w:val="000000" w:themeColor="text1"/>
-        </w:rPr>
-        <w:t xml:space="preserve"> </w:t>
-      </w:r>
-      <w:r>
-        <w:rPr>
-          <w:rFonts w:cstheme="minorHAnsi"/>
-          <w:b/>
-          <w:bCs/>
-          <w:color w:val="000000" w:themeColor="text1"/>
-        </w:rPr>
-        <w:t>___</w:t>
-      </w:r>
-    </w:p>
-    <w:p>
-      <w:pPr>
-        <w:rPr>
-          <w:rFonts w:cstheme="minorHAnsi"/>
-          <w:color w:val="000000" w:themeColor="text1"/>
-        </w:rPr>
-      </w:pPr>
-    </w:p>
-    <w:p>
-      <w:pPr>
-        <w:rPr>
-          <w:rFonts w:cstheme="minorHAnsi"/>
-          <w:b/>
-          <w:bCs/>
-          <w:color w:val="000000" w:themeColor="text1"/>
-        </w:rPr>
-      </w:pPr>
-      <w:r>
-        <w:rPr>
-          <w:rFonts w:cstheme="minorHAnsi"/>
-          <w:b/>
-          <w:bCs/>
-          <w:color w:val="000000" w:themeColor="text1"/>
-        </w:rPr>
         <w:t>Szenario 3</w:t>
       </w:r>
     </w:p>
@@ -12609,24 +12938,62 @@
       </w:r>
     </w:p>
   </w:comment>
+  <w:comment w:id="2" w:author="Michael Kohl" w:date="2026-05-06T16:19:00Z" w:initials="MK">
+    <w:p>
+      <w:pPr>
+        <w:pStyle w:val="Kommentartext"/>
+      </w:pPr>
+      <w:r>
+        <w:rPr>
+          <w:rStyle w:val="Kommentarzeichen"/>
+        </w:rPr>
+        <w:annotationRef/>
+      </w:r>
+      <w:r>
+        <w:t>Als Bildergeschichte noch aufbereiten?</w:t>
+      </w:r>
+    </w:p>
+  </w:comment>
+  <w:comment w:id="3" w:author="Michael Kohl" w:date="2026-05-06T16:19:00Z" w:initials="MK">
+    <w:p>
+      <w:pPr>
+        <w:pStyle w:val="Kommentartext"/>
+      </w:pPr>
+      <w:r>
+        <w:rPr>
+          <w:rStyle w:val="Kommentarzeichen"/>
+        </w:rPr>
+        <w:annotationRef/>
+      </w:r>
+      <w:r>
+        <w:t>Weglassen?</w:t>
+      </w:r>
+    </w:p>
+  </w:comment>
 </w:comments>
 </file>
 
 <file path=word/commentsExtended.xml><?xml version="1.0" encoding="utf-8"?>
 <w15:commentsEx xmlns:wpc="http://schemas.microsoft.com/office/word/2010/wordprocessingCanvas" xmlns:cx="http://schemas.microsoft.com/office/drawing/2014/chartex" xmlns:cx1="http://schemas.microsoft.com/office/drawing/2015/9/8/chartex" xmlns:cx2="http://schemas.microsoft.com/office/drawing/2015/10/21/chartex" xmlns:cx3="http://schemas.microsoft.com/office/drawing/2016/5/9/chartex" xmlns:cx4="http://schemas.microsoft.com/office/drawing/2016/5/10/chartex" xmlns:cx5="http://schemas.microsoft.com/office/drawing/2016/5/11/chartex" xmlns:cx6="http://schemas.microsoft.com/office/drawing/2016/5/12/chartex" xmlns:cx7="http://schemas.microsoft.com/office/drawing/2016/5/13/chartex" xmlns:cx8="http://schemas.microsoft.com/office/drawing/2016/5/14/chartex" xmlns:mc="http://schemas.openxmlformats.org/markup-compatibility/2006" xmlns:aink="http://schemas.microsoft.com/office/drawing/2016/ink" xmlns:am3d="http://schemas.microsoft.com/office/drawing/2017/model3d" xmlns:o="urn:schemas-microsoft-com:office:office" xmlns:oel="http://schemas.microsoft.com/office/2019/extlst" xmlns:r="http://schemas.openxmlformats.org/officeDocument/2006/relationships" xmlns:m="http://schemas.openxmlformats.org/officeDocument/2006/math" xmlns:v="urn:schemas-microsoft-com:vml" xmlns:wp14="http://schemas.microsoft.com/office/word/2010/wordprocessingDrawing" xmlns:wp="http://schemas.openxmlformats.org/drawingml/2006/wordprocessingDrawing" xmlns:w10="urn:schemas-microsoft-com:office:word" xmlns:w="http://schemas.openxmlformats.org/wordprocessingml/2006/main" xmlns:w14="http://schemas.microsoft.com/office/word/2010/wordml" xmlns:w15="http://schemas.microsoft.com/office/word/2012/wordml" xmlns:w16cex="http://schemas.microsoft.com/office/word/2018/wordml/cex" xmlns:w16cid="http://schemas.microsoft.com/office/word/2016/wordml/cid" xmlns:w16="http://schemas.microsoft.com/office/word/2018/wordml" xmlns:w16du="http://schemas.microsoft.com/office/word/2023/wordml/word16du" xmlns:w16sdtdh="http://schemas.microsoft.com/office/word/2020/wordml/sdtdatahash" xmlns:w16sdtfl="http://schemas.microsoft.com/office/word/2024/wordml/sdtformatlock" xmlns:w16se="http://schemas.microsoft.com/office/word/2015/wordml/symex" xmlns:wpg="http://schemas.microsoft.com/office/word/2010/wordprocessingGroup" xmlns:wpi="http://schemas.microsoft.com/office/word/2010/wordprocessingInk" xmlns:wne="http://schemas.microsoft.com/office/word/2006/wordml" xmlns:wps="http://schemas.microsoft.com/office/word/2010/wordprocessingShape" mc:Ignorable="w14 w15 w16se w16cid w16 w16cex w16sdtdh w16sdtfl w16du wp14">
   <w15:commentEx w15:paraId="70AB9F2B" w15:done="0"/>
+  <w15:commentEx w15:paraId="1EBBB4BC" w15:done="0"/>
+  <w15:commentEx w15:paraId="65320F05" w15:done="0"/>
 </w15:commentsEx>
 </file>
 
 <file path=word/commentsExtensible.xml><?xml version="1.0" encoding="utf-8"?>
 <w16cex:commentsExtensible xmlns:wpc="http://schemas.microsoft.com/office/word/2010/wordprocessingCanvas" xmlns:cx="http://schemas.microsoft.com/office/drawing/2014/chartex" xmlns:cx1="http://schemas.microsoft.com/office/drawing/2015/9/8/chartex" xmlns:cx2="http://schemas.microsoft.com/office/drawing/2015/10/21/chartex" xmlns:cx3="http://schemas.microsoft.com/office/drawing/2016/5/9/chartex" xmlns:cx4="http://schemas.microsoft.com/office/drawing/2016/5/10/chartex" xmlns:cx5="http://schemas.microsoft.com/office/drawing/2016/5/11/chartex" xmlns:cx6="http://schemas.microsoft.com/office/drawing/2016/5/12/chartex" xmlns:cx7="http://schemas.microsoft.com/office/drawing/2016/5/13/chartex" xmlns:cx8="http://schemas.microsoft.com/office/drawing/2016/5/14/chartex" xmlns:cr="http://schemas.microsoft.com/office/comments/2020/reactions" xmlns:mc="http://schemas.openxmlformats.org/markup-compatibility/2006" xmlns:aink="http://schemas.microsoft.com/office/drawing/2016/ink" xmlns:am3d="http://schemas.microsoft.com/office/drawing/2017/model3d" xmlns:o="urn:schemas-microsoft-com:office:office" xmlns:oel="http://schemas.microsoft.com/office/2019/extlst" xmlns:r="http://schemas.openxmlformats.org/officeDocument/2006/relationships" xmlns:m="http://schemas.openxmlformats.org/officeDocument/2006/math" xmlns:v="urn:schemas-microsoft-com:vml" xmlns:wp14="http://schemas.microsoft.com/office/word/2010/wordprocessingDrawing" xmlns:wp="http://schemas.openxmlformats.org/drawingml/2006/wordprocessingDrawing" xmlns:w10="urn:schemas-microsoft-com:office:word" xmlns:w="http://schemas.openxmlformats.org/wordprocessingml/2006/main" xmlns:w14="http://schemas.microsoft.com/office/word/2010/wordml" xmlns:w15="http://schemas.microsoft.com/office/word/2012/wordml" xmlns:w16cex="http://schemas.microsoft.com/office/word/2018/wordml/cex" xmlns:w16cid="http://schemas.microsoft.com/office/word/2016/wordml/cid" xmlns:w16="http://schemas.microsoft.com/office/word/2018/wordml" xmlns:w16du="http://schemas.microsoft.com/office/word/2023/wordml/word16du" xmlns:w16sdtdh="http://schemas.microsoft.com/office/word/2020/wordml/sdtdatahash" xmlns:w16sdtfl="http://schemas.microsoft.com/office/word/2024/wordml/sdtformatlock" xmlns:w16se="http://schemas.microsoft.com/office/word/2015/wordml/symex" xmlns:wpg="http://schemas.microsoft.com/office/word/2010/wordprocessingGroup" xmlns:wpi="http://schemas.microsoft.com/office/word/2010/wordprocessingInk" xmlns:wne="http://schemas.microsoft.com/office/word/2006/wordml" xmlns:wps="http://schemas.microsoft.com/office/word/2010/wordprocessingShape" mc:Ignorable="w14 w15 w16se w16cid w16 w16cex w16sdtdh w16sdtfl cr w16du wp14">
   <w16cex:commentExtensible w16cex:durableId="622E673C" w16cex:dateUtc="2026-05-05T13:31:00Z"/>
+  <w16cex:commentExtensible w16cex:durableId="74002062" w16cex:dateUtc="2026-05-06T14:19:00Z"/>
+  <w16cex:commentExtensible w16cex:durableId="6A4F022F" w16cex:dateUtc="2026-05-06T14:19:00Z"/>
 </w16cex:commentsExtensible>
 </file>
 
 <file path=word/commentsIds.xml><?xml version="1.0" encoding="utf-8"?>
 <w16cid:commentsIds xmlns:wpc="http://schemas.microsoft.com/office/word/2010/wordprocessingCanvas" xmlns:cx="http://schemas.microsoft.com/office/drawing/2014/chartex" xmlns:cx1="http://schemas.microsoft.com/office/drawing/2015/9/8/chartex" xmlns:cx2="http://schemas.microsoft.com/office/drawing/2015/10/21/chartex" xmlns:cx3="http://schemas.microsoft.com/office/drawing/2016/5/9/chartex" xmlns:cx4="http://schemas.microsoft.com/office/drawing/2016/5/10/chartex" xmlns:cx5="http://schemas.microsoft.com/office/drawing/2016/5/11/chartex" xmlns:cx6="http://schemas.microsoft.com/office/drawing/2016/5/12/chartex" xmlns:cx7="http://schemas.microsoft.com/office/drawing/2016/5/13/chartex" xmlns:cx8="http://schemas.microsoft.com/office/drawing/2016/5/14/chartex" xmlns:mc="http://schemas.openxmlformats.org/markup-compatibility/2006" xmlns:aink="http://schemas.microsoft.com/office/drawing/2016/ink" xmlns:am3d="http://schemas.microsoft.com/office/drawing/2017/model3d" xmlns:o="urn:schemas-microsoft-com:office:office" xmlns:oel="http://schemas.microsoft.com/office/2019/extlst" xmlns:r="http://schemas.openxmlformats.org/officeDocument/2006/relationships" xmlns:m="http://schemas.openxmlformats.org/officeDocument/2006/math" xmlns:v="urn:schemas-microsoft-com:vml" xmlns:wp14="http://schemas.microsoft.com/office/word/2010/wordprocessingDrawing" xmlns:wp="http://schemas.openxmlformats.org/drawingml/2006/wordprocessingDrawing" xmlns:w10="urn:schemas-microsoft-com:office:word" xmlns:w="http://schemas.openxmlformats.org/wordprocessingml/2006/main" xmlns:w14="http://schemas.microsoft.com/office/word/2010/wordml" xmlns:w15="http://schemas.microsoft.com/office/word/2012/wordml" xmlns:w16cex="http://schemas.microsoft.com/office/word/2018/wordml/cex" xmlns:w16cid="http://schemas.microsoft.com/office/word/2016/wordml/cid" xmlns:w16="http://schemas.microsoft.com/office/word/2018/wordml" xmlns:w16du="http://schemas.microsoft.com/office/word/2023/wordml/word16du" xmlns:w16sdtdh="http://schemas.microsoft.com/office/word/2020/wordml/sdtdatahash" xmlns:w16sdtfl="http://schemas.microsoft.com/office/word/2024/wordml/sdtformatlock" xmlns:w16se="http://schemas.microsoft.com/office/word/2015/wordml/symex" xmlns:wpg="http://schemas.microsoft.com/office/word/2010/wordprocessingGroup" xmlns:wpi="http://schemas.microsoft.com/office/word/2010/wordprocessingInk" xmlns:wne="http://schemas.microsoft.com/office/word/2006/wordml" xmlns:wps="http://schemas.microsoft.com/office/word/2010/wordprocessingShape" mc:Ignorable="w14 w15 w16se w16cid w16 w16cex w16sdtdh w16sdtfl w16du wp14">
   <w16cid:commentId w16cid:paraId="70AB9F2B" w16cid:durableId="622E673C"/>
+  <w16cid:commentId w16cid:paraId="1EBBB4BC" w16cid:durableId="74002062"/>
+  <w16cid:commentId w16cid:paraId="65320F05" w16cid:durableId="6A4F022F"/>
 </w16cid:commentsIds>
 </file>
 
@@ -14975,6 +15342,155 @@
     </w:lvl>
   </w:abstractNum>
   <w:abstractNum w:abstractNumId="17" w15:restartNumberingAfterBreak="0">
+    <w:nsid w:val="665C15BC"/>
+    <w:multiLevelType w:val="multilevel"/>
+    <w:tmpl w:val="E03CE6A2"/>
+    <w:lvl w:ilvl="0">
+      <w:start w:val="1"/>
+      <w:numFmt w:val="bullet"/>
+      <w:lvlText w:val=""/>
+      <w:lvlJc w:val="left"/>
+      <w:pPr>
+        <w:tabs>
+          <w:tab w:val="num" w:pos="720"/>
+        </w:tabs>
+        <w:ind w:left="720" w:hanging="360"/>
+      </w:pPr>
+      <w:rPr>
+        <w:rFonts w:ascii="Symbol" w:hAnsi="Symbol" w:hint="default"/>
+        <w:sz w:val="20"/>
+      </w:rPr>
+    </w:lvl>
+    <w:lvl w:ilvl="1" w:tentative="1">
+      <w:start w:val="1"/>
+      <w:numFmt w:val="bullet"/>
+      <w:lvlText w:val="o"/>
+      <w:lvlJc w:val="left"/>
+      <w:pPr>
+        <w:tabs>
+          <w:tab w:val="num" w:pos="1440"/>
+        </w:tabs>
+        <w:ind w:left="1440" w:hanging="360"/>
+      </w:pPr>
+      <w:rPr>
+        <w:rFonts w:ascii="Courier New" w:hAnsi="Courier New" w:hint="default"/>
+        <w:sz w:val="20"/>
+      </w:rPr>
+    </w:lvl>
+    <w:lvl w:ilvl="2" w:tentative="1">
+      <w:start w:val="1"/>
+      <w:numFmt w:val="bullet"/>
+      <w:lvlText w:val=""/>
+      <w:lvlJc w:val="left"/>
+      <w:pPr>
+        <w:tabs>
+          <w:tab w:val="num" w:pos="2160"/>
+        </w:tabs>
+        <w:ind w:left="2160" w:hanging="360"/>
+      </w:pPr>
+      <w:rPr>
+        <w:rFonts w:ascii="Wingdings" w:hAnsi="Wingdings" w:hint="default"/>
+        <w:sz w:val="20"/>
+      </w:rPr>
+    </w:lvl>
+    <w:lvl w:ilvl="3" w:tentative="1">
+      <w:start w:val="1"/>
+      <w:numFmt w:val="bullet"/>
+      <w:lvlText w:val=""/>
+      <w:lvlJc w:val="left"/>
+      <w:pPr>
+        <w:tabs>
+          <w:tab w:val="num" w:pos="2880"/>
+        </w:tabs>
+        <w:ind w:left="2880" w:hanging="360"/>
+      </w:pPr>
+      <w:rPr>
+        <w:rFonts w:ascii="Wingdings" w:hAnsi="Wingdings" w:hint="default"/>
+        <w:sz w:val="20"/>
+      </w:rPr>
+    </w:lvl>
+    <w:lvl w:ilvl="4" w:tentative="1">
+      <w:start w:val="1"/>
+      <w:numFmt w:val="bullet"/>
+      <w:lvlText w:val=""/>
+      <w:lvlJc w:val="left"/>
+      <w:pPr>
+        <w:tabs>
+          <w:tab w:val="num" w:pos="3600"/>
+        </w:tabs>
+        <w:ind w:left="3600" w:hanging="360"/>
+      </w:pPr>
+      <w:rPr>
+        <w:rFonts w:ascii="Wingdings" w:hAnsi="Wingdings" w:hint="default"/>
+        <w:sz w:val="20"/>
+      </w:rPr>
+    </w:lvl>
+    <w:lvl w:ilvl="5" w:tentative="1">
+      <w:start w:val="1"/>
+      <w:numFmt w:val="bullet"/>
+      <w:lvlText w:val=""/>
+      <w:lvlJc w:val="left"/>
+      <w:pPr>
+        <w:tabs>
+          <w:tab w:val="num" w:pos="4320"/>
+        </w:tabs>
+        <w:ind w:left="4320" w:hanging="360"/>
+      </w:pPr>
+      <w:rPr>
+        <w:rFonts w:ascii="Wingdings" w:hAnsi="Wingdings" w:hint="default"/>
+        <w:sz w:val="20"/>
+      </w:rPr>
+    </w:lvl>
+    <w:lvl w:ilvl="6" w:tentative="1">
+      <w:start w:val="1"/>
+      <w:numFmt w:val="bullet"/>
+      <w:lvlText w:val=""/>
+      <w:lvlJc w:val="left"/>
+      <w:pPr>
+        <w:tabs>
+          <w:tab w:val="num" w:pos="5040"/>
+        </w:tabs>
+        <w:ind w:left="5040" w:hanging="360"/>
+      </w:pPr>
+      <w:rPr>
+        <w:rFonts w:ascii="Wingdings" w:hAnsi="Wingdings" w:hint="default"/>
+        <w:sz w:val="20"/>
+      </w:rPr>
+    </w:lvl>
+    <w:lvl w:ilvl="7" w:tentative="1">
+      <w:start w:val="1"/>
+      <w:numFmt w:val="bullet"/>
+      <w:lvlText w:val=""/>
+      <w:lvlJc w:val="left"/>
+      <w:pPr>
+        <w:tabs>
+          <w:tab w:val="num" w:pos="5760"/>
+        </w:tabs>
+        <w:ind w:left="5760" w:hanging="360"/>
+      </w:pPr>
+      <w:rPr>
+        <w:rFonts w:ascii="Wingdings" w:hAnsi="Wingdings" w:hint="default"/>
+        <w:sz w:val="20"/>
+      </w:rPr>
+    </w:lvl>
+    <w:lvl w:ilvl="8" w:tentative="1">
+      <w:start w:val="1"/>
+      <w:numFmt w:val="bullet"/>
+      <w:lvlText w:val=""/>
+      <w:lvlJc w:val="left"/>
+      <w:pPr>
+        <w:tabs>
+          <w:tab w:val="num" w:pos="6480"/>
+        </w:tabs>
+        <w:ind w:left="6480" w:hanging="360"/>
+      </w:pPr>
+      <w:rPr>
+        <w:rFonts w:ascii="Wingdings" w:hAnsi="Wingdings" w:hint="default"/>
+        <w:sz w:val="20"/>
+      </w:rPr>
+    </w:lvl>
+  </w:abstractNum>
+  <w:abstractNum w:abstractNumId="18" w15:restartNumberingAfterBreak="0">
     <w:nsid w:val="6C804A78"/>
     <w:multiLevelType w:val="multilevel"/>
     <w:tmpl w:val="35CC230A"/>
@@ -15123,7 +15639,7 @@
       </w:rPr>
     </w:lvl>
   </w:abstractNum>
-  <w:abstractNum w:abstractNumId="18" w15:restartNumberingAfterBreak="0">
+  <w:abstractNum w:abstractNumId="19" w15:restartNumberingAfterBreak="0">
     <w:nsid w:val="6F9A28E9"/>
     <w:multiLevelType w:val="multilevel"/>
     <w:tmpl w:val="135CF266"/>
@@ -15263,7 +15779,7 @@
       </w:rPr>
     </w:lvl>
   </w:abstractNum>
-  <w:abstractNum w:abstractNumId="19" w15:restartNumberingAfterBreak="0">
+  <w:abstractNum w:abstractNumId="20" w15:restartNumberingAfterBreak="0">
     <w:nsid w:val="733F0509"/>
     <w:multiLevelType w:val="multilevel"/>
     <w:tmpl w:val="A28E9F6E"/>
@@ -15412,7 +15928,7 @@
       </w:rPr>
     </w:lvl>
   </w:abstractNum>
-  <w:abstractNum w:abstractNumId="20" w15:restartNumberingAfterBreak="0">
+  <w:abstractNum w:abstractNumId="21" w15:restartNumberingAfterBreak="0">
     <w:nsid w:val="76F31BAD"/>
     <w:multiLevelType w:val="multilevel"/>
     <w:tmpl w:val="02B89D74"/>
@@ -15574,10 +16090,10 @@
     <w:abstractNumId w:val="7"/>
   </w:num>
   <w:num w:numId="5" w16cid:durableId="1610889814">
-    <w:abstractNumId w:val="19"/>
+    <w:abstractNumId w:val="20"/>
   </w:num>
   <w:num w:numId="6" w16cid:durableId="1091586220">
-    <w:abstractNumId w:val="17"/>
+    <w:abstractNumId w:val="18"/>
   </w:num>
   <w:num w:numId="7" w16cid:durableId="824204278">
     <w:abstractNumId w:val="5"/>
@@ -15595,7 +16111,7 @@
     <w:abstractNumId w:val="15"/>
   </w:num>
   <w:num w:numId="12" w16cid:durableId="136607980">
-    <w:abstractNumId w:val="20"/>
+    <w:abstractNumId w:val="21"/>
   </w:num>
   <w:num w:numId="13" w16cid:durableId="673915462">
     <w:abstractNumId w:val="13"/>
@@ -15610,7 +16126,7 @@
     <w:abstractNumId w:val="10"/>
   </w:num>
   <w:num w:numId="17" w16cid:durableId="2073578483">
-    <w:abstractNumId w:val="18"/>
+    <w:abstractNumId w:val="19"/>
   </w:num>
   <w:num w:numId="18" w16cid:durableId="936406547">
     <w:abstractNumId w:val="9"/>
@@ -15623,6 +16139,9 @@
   </w:num>
   <w:num w:numId="21" w16cid:durableId="674461014">
     <w:abstractNumId w:val="11"/>
+  </w:num>
+  <w:num w:numId="22" w16cid:durableId="894320154">
+    <w:abstractNumId w:val="17"/>
   </w:num>
   <w:numIdMacAtCleanup w:val="21"/>
 </w:numbering>
@@ -17150,6 +17669,19 @@
 </file>
 
 <file path=customXml/item1.xml><?xml version="1.0" encoding="utf-8"?>
+<b:Sources xmlns:b="http://schemas.openxmlformats.org/officeDocument/2006/bibliography" xmlns="http://schemas.openxmlformats.org/officeDocument/2006/bibliography" SelectedStyle="\APASixthEditionOfficeOnline.xsl" StyleName="APA" Version="6"/>
+</file>
+
+<file path=customXml/item2.xml><?xml version="1.0" encoding="utf-8"?>
+<?mso-contentType ?>
+<FormTemplates xmlns="http://schemas.microsoft.com/sharepoint/v3/contenttype/forms">
+  <Display>DocumentLibraryForm</Display>
+  <Edit>DocumentLibraryForm</Edit>
+  <New>DocumentLibraryForm</New>
+</FormTemplates>
+</file>
+
+<file path=customXml/item3.xml><?xml version="1.0" encoding="utf-8"?>
 <ct:contentTypeSchema xmlns:ct="http://schemas.microsoft.com/office/2006/metadata/contentType" xmlns:ma="http://schemas.microsoft.com/office/2006/metadata/properties/metaAttributes" ct:_="" ma:_="" ma:contentTypeName="Dokument" ma:contentTypeID="0x010100B4F18BF0DEB24043B8BADE8AEEDEA300" ma:contentTypeVersion="2" ma:contentTypeDescription="Ein neues Dokument erstellen." ma:contentTypeScope="" ma:versionID="70708bc686e6c59bf838da438e259e26">
   <xsd:schema xmlns:xsd="http://www.w3.org/2001/XMLSchema" xmlns:xs="http://www.w3.org/2001/XMLSchema" xmlns:p="http://schemas.microsoft.com/office/2006/metadata/properties" xmlns:ns2="a377bc87-4618-438a-8f48-0bf8557dfc0d" targetNamespace="http://schemas.microsoft.com/office/2006/metadata/properties" ma:root="true" ma:fieldsID="d7af0ba49d3d814dfbf753caab118929" ns2:_="">
     <xsd:import namespace="a377bc87-4618-438a-8f48-0bf8557dfc0d"/>
@@ -17281,19 +17813,6 @@
 </ct:contentTypeSchema>
 </file>
 
-<file path=customXml/item2.xml><?xml version="1.0" encoding="utf-8"?>
-<?mso-contentType ?>
-<FormTemplates xmlns="http://schemas.microsoft.com/sharepoint/v3/contenttype/forms">
-  <Display>DocumentLibraryForm</Display>
-  <Edit>DocumentLibraryForm</Edit>
-  <New>DocumentLibraryForm</New>
-</FormTemplates>
-</file>
-
-<file path=customXml/item3.xml><?xml version="1.0" encoding="utf-8"?>
-<b:Sources xmlns:b="http://schemas.openxmlformats.org/officeDocument/2006/bibliography" xmlns="http://schemas.openxmlformats.org/officeDocument/2006/bibliography" SelectedStyle="\APASixthEditionOfficeOnline.xsl" StyleName="APA" Version="6"/>
-</file>
-
 <file path=customXml/item4.xml><?xml version="1.0" encoding="utf-8"?>
 <p:properties xmlns:p="http://schemas.microsoft.com/office/2006/metadata/properties" xmlns:xsi="http://www.w3.org/2001/XMLSchema-instance" xmlns:pc="http://schemas.microsoft.com/office/infopath/2007/PartnerControls">
   <documentManagement/>
@@ -17301,6 +17820,22 @@
 </file>
 
 <file path=customXml/itemProps1.xml><?xml version="1.0" encoding="utf-8"?>
+<ds:datastoreItem xmlns:ds="http://schemas.openxmlformats.org/officeDocument/2006/customXml" ds:itemID="{81323CF0-E71D-49C3-95D9-3CF2AF72417E}">
+  <ds:schemaRefs>
+    <ds:schemaRef ds:uri="http://schemas.openxmlformats.org/officeDocument/2006/bibliography"/>
+  </ds:schemaRefs>
+</ds:datastoreItem>
+</file>
+
+<file path=customXml/itemProps2.xml><?xml version="1.0" encoding="utf-8"?>
+<ds:datastoreItem xmlns:ds="http://schemas.openxmlformats.org/officeDocument/2006/customXml" ds:itemID="{2F698423-0337-4B93-99A0-AA9C96EFFDF9}">
+  <ds:schemaRefs>
+    <ds:schemaRef ds:uri="http://schemas.microsoft.com/sharepoint/v3/contenttype/forms"/>
+  </ds:schemaRefs>
+</ds:datastoreItem>
+</file>
+
+<file path=customXml/itemProps3.xml><?xml version="1.0" encoding="utf-8"?>
 <ds:datastoreItem xmlns:ds="http://schemas.openxmlformats.org/officeDocument/2006/customXml" ds:itemID="{7CF23BFA-A00B-453B-AC31-C4ED7B21A5D7}">
   <ds:schemaRefs>
     <ds:schemaRef ds:uri="http://schemas.microsoft.com/office/2006/metadata/contentType"/>
@@ -17318,22 +17853,6 @@
 </ds:datastoreItem>
 </file>
 
-<file path=customXml/itemProps2.xml><?xml version="1.0" encoding="utf-8"?>
-<ds:datastoreItem xmlns:ds="http://schemas.openxmlformats.org/officeDocument/2006/customXml" ds:itemID="{2F698423-0337-4B93-99A0-AA9C96EFFDF9}">
-  <ds:schemaRefs>
-    <ds:schemaRef ds:uri="http://schemas.microsoft.com/sharepoint/v3/contenttype/forms"/>
-  </ds:schemaRefs>
-</ds:datastoreItem>
-</file>
-
-<file path=customXml/itemProps3.xml><?xml version="1.0" encoding="utf-8"?>
-<ds:datastoreItem xmlns:ds="http://schemas.openxmlformats.org/officeDocument/2006/customXml" ds:itemID="{81323CF0-E71D-49C3-95D9-3CF2AF72417E}">
-  <ds:schemaRefs>
-    <ds:schemaRef ds:uri="http://schemas.openxmlformats.org/officeDocument/2006/bibliography"/>
-  </ds:schemaRefs>
-</ds:datastoreItem>
-</file>
-
 <file path=customXml/itemProps4.xml><?xml version="1.0" encoding="utf-8"?>
 <ds:datastoreItem xmlns:ds="http://schemas.openxmlformats.org/officeDocument/2006/customXml" ds:itemID="{8646608E-0DE1-4582-A338-267286439085}">
   <ds:schemaRefs>

--- a/lh3/feinkonzept/DURCHBLICKT_LH3_Mythen_Arbeitsblätter.docx
+++ b/lh3/feinkonzept/DURCHBLICKT_LH3_Mythen_Arbeitsblätter.docx
@@ -6181,103 +6181,6 @@
           <w:color w:val="000000" w:themeColor="text1"/>
         </w:rPr>
       </w:pPr>
-    </w:p>
-    <w:p>
-      <w:pPr>
-        <w:rPr>
-          <w:rFonts w:cstheme="minorHAnsi"/>
-          <w:color w:val="000000" w:themeColor="text1"/>
-        </w:rPr>
-      </w:pPr>
-      <w:r>
-        <w:rPr>
-          <w:rFonts w:cstheme="minorHAnsi"/>
-          <w:b/>
-          <w:bCs/>
-          <w:color w:val="000000" w:themeColor="text1"/>
-        </w:rPr>
-        <w:t>Ergebnis:</w:t>
-      </w:r>
-      <w:r>
-        <w:rPr>
-          <w:rFonts w:cstheme="minorHAnsi"/>
-          <w:color w:val="000000" w:themeColor="text1"/>
-        </w:rPr>
-        <w:t xml:space="preserve"> Übertrieben – Evidenz ist schwächer als behauptet</w:t>
-      </w:r>
-    </w:p>
-    <w:p>
-      <w:pPr>
-        <w:rPr>
-          <w:rFonts w:cstheme="minorHAnsi"/>
-          <w:color w:val="000000" w:themeColor="text1"/>
-        </w:rPr>
-      </w:pPr>
-      <w:r>
-        <w:rPr>
-          <w:rFonts w:cstheme="minorHAnsi"/>
-          <w:b/>
-          <w:bCs/>
-          <w:color w:val="000000" w:themeColor="text1"/>
-        </w:rPr>
-        <w:t>Begründung:</w:t>
-      </w:r>
-      <w:r>
-        <w:rPr>
-          <w:rFonts w:cstheme="minorHAnsi"/>
-          <w:color w:val="000000" w:themeColor="text1"/>
-        </w:rPr>
-        <w:t xml:space="preserve"> Vitamin C hat eine begrenzte, kontextabhängige Schutzwirkung (bei Extrembelastung). Bei der normalen Bevölkerung ist die Evidenz sehr schwach. Die Behauptung „Studien beweisen" ist irreführend – die tatsächliche Befundlage ist differenzierter.</w:t>
-      </w:r>
-    </w:p>
-    <w:p>
-      <w:pPr>
-        <w:rPr>
-          <w:rFonts w:cstheme="minorHAnsi"/>
-          <w:color w:val="000000" w:themeColor="text1"/>
-        </w:rPr>
-      </w:pPr>
-      <w:r>
-        <w:rPr>
-          <w:rFonts w:cstheme="minorHAnsi"/>
-          <w:b/>
-          <w:bCs/>
-          <w:color w:val="000000" w:themeColor="text1"/>
-        </w:rPr>
-        <w:lastRenderedPageBreak/>
-        <w:t>Warum dieses Beispiel wertvoll ist:</w:t>
-      </w:r>
-      <w:r>
-        <w:rPr>
-          <w:rFonts w:cstheme="minorHAnsi"/>
-          <w:color w:val="000000" w:themeColor="text1"/>
-        </w:rPr>
-        <w:t xml:space="preserve"> Das ist das komplexeste der vier Beispiele. Die Wahrheit ist weder eindeutig „ja" noch eindeutig „nein". Das zeigt: Wissenschaft arbeitet mit Wahrscheinlichkeiten und Kontexten, nicht mit absoluten Beweisen. Faktencheck kann zu einem Ergebnis führen wie: „Die Evidenz ist schwach – ich entscheide selbst."</w:t>
-      </w:r>
-    </w:p>
-    <w:p>
-      <w:pPr>
-        <w:rPr>
-          <w:rFonts w:cstheme="minorHAnsi"/>
-          <w:color w:val="000000" w:themeColor="text1"/>
-        </w:rPr>
-      </w:pPr>
-      <w:r>
-        <w:rPr>
-          <w:rFonts w:cstheme="minorHAnsi"/>
-          <w:b/>
-          <w:bCs/>
-          <w:color w:val="000000" w:themeColor="text1"/>
-        </w:rPr>
-        <w:t>Zusatz Sek II:</w:t>
-      </w:r>
-      <w:r>
-        <w:rPr>
-          <w:rFonts w:cstheme="minorHAnsi"/>
-          <w:color w:val="000000" w:themeColor="text1"/>
-        </w:rPr>
-        <w:t xml:space="preserve"> Der Cochrane Review als Quelle einführen – Übersichtsarbeiten (Meta-Analysen) sind in der Medizin die verlässlichste Evidenzform, weil sie viele Studien zusammenfassen und methodisch bewerten.</w:t>
-      </w:r>
     </w:p>
     <w:bookmarkEnd w:id="0"/>
     <w:p>
@@ -16644,6 +16547,7 @@
   <w:style w:type="character" w:default="1" w:styleId="Absatz-Standardschriftart">
     <w:name w:val="Default Paragraph Font"/>
     <w:uiPriority w:val="1"/>
+    <w:semiHidden/>
     <w:unhideWhenUsed/>
   </w:style>
   <w:style w:type="table" w:default="1" w:styleId="NormaleTabelle">
@@ -17669,19 +17573,12 @@
 </file>
 
 <file path=customXml/item1.xml><?xml version="1.0" encoding="utf-8"?>
-<b:Sources xmlns:b="http://schemas.openxmlformats.org/officeDocument/2006/bibliography" xmlns="http://schemas.openxmlformats.org/officeDocument/2006/bibliography" SelectedStyle="\APASixthEditionOfficeOnline.xsl" StyleName="APA" Version="6"/>
+<p:properties xmlns:p="http://schemas.microsoft.com/office/2006/metadata/properties" xmlns:xsi="http://www.w3.org/2001/XMLSchema-instance" xmlns:pc="http://schemas.microsoft.com/office/infopath/2007/PartnerControls">
+  <documentManagement/>
+</p:properties>
 </file>
 
 <file path=customXml/item2.xml><?xml version="1.0" encoding="utf-8"?>
-<?mso-contentType ?>
-<FormTemplates xmlns="http://schemas.microsoft.com/sharepoint/v3/contenttype/forms">
-  <Display>DocumentLibraryForm</Display>
-  <Edit>DocumentLibraryForm</Edit>
-  <New>DocumentLibraryForm</New>
-</FormTemplates>
-</file>
-
-<file path=customXml/item3.xml><?xml version="1.0" encoding="utf-8"?>
 <ct:contentTypeSchema xmlns:ct="http://schemas.microsoft.com/office/2006/metadata/contentType" xmlns:ma="http://schemas.microsoft.com/office/2006/metadata/properties/metaAttributes" ct:_="" ma:_="" ma:contentTypeName="Dokument" ma:contentTypeID="0x010100B4F18BF0DEB24043B8BADE8AEEDEA300" ma:contentTypeVersion="2" ma:contentTypeDescription="Ein neues Dokument erstellen." ma:contentTypeScope="" ma:versionID="70708bc686e6c59bf838da438e259e26">
   <xsd:schema xmlns:xsd="http://www.w3.org/2001/XMLSchema" xmlns:xs="http://www.w3.org/2001/XMLSchema" xmlns:p="http://schemas.microsoft.com/office/2006/metadata/properties" xmlns:ns2="a377bc87-4618-438a-8f48-0bf8557dfc0d" targetNamespace="http://schemas.microsoft.com/office/2006/metadata/properties" ma:root="true" ma:fieldsID="d7af0ba49d3d814dfbf753caab118929" ns2:_="">
     <xsd:import namespace="a377bc87-4618-438a-8f48-0bf8557dfc0d"/>
@@ -17813,29 +17710,29 @@
 </ct:contentTypeSchema>
 </file>
 
+<file path=customXml/item3.xml><?xml version="1.0" encoding="utf-8"?>
+<?mso-contentType ?>
+<FormTemplates xmlns="http://schemas.microsoft.com/sharepoint/v3/contenttype/forms">
+  <Display>DocumentLibraryForm</Display>
+  <Edit>DocumentLibraryForm</Edit>
+  <New>DocumentLibraryForm</New>
+</FormTemplates>
+</file>
+
 <file path=customXml/item4.xml><?xml version="1.0" encoding="utf-8"?>
-<p:properties xmlns:p="http://schemas.microsoft.com/office/2006/metadata/properties" xmlns:xsi="http://www.w3.org/2001/XMLSchema-instance" xmlns:pc="http://schemas.microsoft.com/office/infopath/2007/PartnerControls">
-  <documentManagement/>
-</p:properties>
+<b:Sources xmlns:b="http://schemas.openxmlformats.org/officeDocument/2006/bibliography" xmlns="http://schemas.openxmlformats.org/officeDocument/2006/bibliography" SelectedStyle="\APASixthEditionOfficeOnline.xsl" StyleName="APA" Version="6"/>
 </file>
 
 <file path=customXml/itemProps1.xml><?xml version="1.0" encoding="utf-8"?>
-<ds:datastoreItem xmlns:ds="http://schemas.openxmlformats.org/officeDocument/2006/customXml" ds:itemID="{81323CF0-E71D-49C3-95D9-3CF2AF72417E}">
+<ds:datastoreItem xmlns:ds="http://schemas.openxmlformats.org/officeDocument/2006/customXml" ds:itemID="{8646608E-0DE1-4582-A338-267286439085}">
   <ds:schemaRefs>
-    <ds:schemaRef ds:uri="http://schemas.openxmlformats.org/officeDocument/2006/bibliography"/>
+    <ds:schemaRef ds:uri="http://schemas.microsoft.com/office/2006/metadata/properties"/>
+    <ds:schemaRef ds:uri="http://schemas.microsoft.com/office/infopath/2007/PartnerControls"/>
   </ds:schemaRefs>
 </ds:datastoreItem>
 </file>
 
 <file path=customXml/itemProps2.xml><?xml version="1.0" encoding="utf-8"?>
-<ds:datastoreItem xmlns:ds="http://schemas.openxmlformats.org/officeDocument/2006/customXml" ds:itemID="{2F698423-0337-4B93-99A0-AA9C96EFFDF9}">
-  <ds:schemaRefs>
-    <ds:schemaRef ds:uri="http://schemas.microsoft.com/sharepoint/v3/contenttype/forms"/>
-  </ds:schemaRefs>
-</ds:datastoreItem>
-</file>
-
-<file path=customXml/itemProps3.xml><?xml version="1.0" encoding="utf-8"?>
 <ds:datastoreItem xmlns:ds="http://schemas.openxmlformats.org/officeDocument/2006/customXml" ds:itemID="{7CF23BFA-A00B-453B-AC31-C4ED7B21A5D7}">
   <ds:schemaRefs>
     <ds:schemaRef ds:uri="http://schemas.microsoft.com/office/2006/metadata/contentType"/>
@@ -17853,11 +17750,18 @@
 </ds:datastoreItem>
 </file>
 
+<file path=customXml/itemProps3.xml><?xml version="1.0" encoding="utf-8"?>
+<ds:datastoreItem xmlns:ds="http://schemas.openxmlformats.org/officeDocument/2006/customXml" ds:itemID="{2F698423-0337-4B93-99A0-AA9C96EFFDF9}">
+  <ds:schemaRefs>
+    <ds:schemaRef ds:uri="http://schemas.microsoft.com/sharepoint/v3/contenttype/forms"/>
+  </ds:schemaRefs>
+</ds:datastoreItem>
+</file>
+
 <file path=customXml/itemProps4.xml><?xml version="1.0" encoding="utf-8"?>
-<ds:datastoreItem xmlns:ds="http://schemas.openxmlformats.org/officeDocument/2006/customXml" ds:itemID="{8646608E-0DE1-4582-A338-267286439085}">
+<ds:datastoreItem xmlns:ds="http://schemas.openxmlformats.org/officeDocument/2006/customXml" ds:itemID="{81323CF0-E71D-49C3-95D9-3CF2AF72417E}">
   <ds:schemaRefs>
-    <ds:schemaRef ds:uri="http://schemas.microsoft.com/office/2006/metadata/properties"/>
-    <ds:schemaRef ds:uri="http://schemas.microsoft.com/office/infopath/2007/PartnerControls"/>
+    <ds:schemaRef ds:uri="http://schemas.openxmlformats.org/officeDocument/2006/bibliography"/>
   </ds:schemaRefs>
 </ds:datastoreItem>
 </file>
--- a/lh3/feinkonzept/DURCHBLICKT_LH3_Mythen_Arbeitsblätter.docx
+++ b/lh3/feinkonzept/DURCHBLICKT_LH3_Mythen_Arbeitsblätter.docx
@@ -82,7 +82,7 @@
         <w:gridCol w:w="905"/>
         <w:gridCol w:w="4915"/>
         <w:gridCol w:w="759"/>
-        <w:gridCol w:w="2104"/>
+        <w:gridCol w:w="2220"/>
         <w:gridCol w:w="1188"/>
       </w:tblGrid>
       <w:tr>
@@ -1422,7 +1422,6 @@
           <w:tcPr>
             <w:cnfStyle w:val="001000000000" w:firstRow="0" w:lastRow="0" w:firstColumn="1" w:lastColumn="0" w:oddVBand="0" w:evenVBand="0" w:oddHBand="0" w:evenHBand="0" w:firstRowFirstColumn="0" w:firstRowLastColumn="0" w:lastRowFirstColumn="0" w:lastRowLastColumn="0"/>
             <w:tcW w:w="0" w:type="auto"/>
-            <w:hideMark/>
           </w:tcPr>
           <w:p>
             <w:pPr>
@@ -1444,12 +1443,149 @@
         <w:tc>
           <w:tcPr>
             <w:tcW w:w="0" w:type="auto"/>
-            <w:hideMark/>
           </w:tcPr>
           <w:p>
             <w:pPr>
               <w:spacing w:line="276" w:lineRule="auto"/>
               <w:cnfStyle w:val="000000000000" w:firstRow="0" w:lastRow="0" w:firstColumn="0" w:lastColumn="0" w:oddVBand="0" w:evenVBand="0" w:oddHBand="0" w:evenHBand="0" w:firstRowFirstColumn="0" w:firstRowLastColumn="0" w:lastRowFirstColumn="0" w:lastRowLastColumn="0"/>
+              <w:rPr>
+                <w:rFonts w:cstheme="minorHAnsi"/>
+                <w:b/>
+                <w:bCs/>
+                <w:color w:val="000000" w:themeColor="text1"/>
+              </w:rPr>
+            </w:pPr>
+            <w:r>
+              <w:rPr>
+                <w:rFonts w:cstheme="minorHAnsi"/>
+                <w:b/>
+                <w:bCs/>
+                <w:color w:val="000000" w:themeColor="text1"/>
+              </w:rPr>
+              <w:t>Lenas Geschichte (Primarstufe)</w:t>
+            </w:r>
+          </w:p>
+        </w:tc>
+        <w:tc>
+          <w:tcPr>
+            <w:tcW w:w="0" w:type="auto"/>
+          </w:tcPr>
+          <w:p>
+            <w:pPr>
+              <w:spacing w:line="276" w:lineRule="auto"/>
+              <w:cnfStyle w:val="000000000000" w:firstRow="0" w:lastRow="0" w:firstColumn="0" w:lastColumn="0" w:oddVBand="0" w:evenVBand="0" w:oddHBand="0" w:evenHBand="0" w:firstRowFirstColumn="0" w:firstRowLastColumn="0" w:lastRowFirstColumn="0" w:lastRowLastColumn="0"/>
+              <w:rPr>
+                <w:rFonts w:cstheme="minorHAnsi"/>
+                <w:b/>
+                <w:bCs/>
+                <w:color w:val="000000" w:themeColor="text1"/>
+              </w:rPr>
+            </w:pPr>
+            <w:r>
+              <w:rPr>
+                <w:rFonts w:cstheme="minorHAnsi"/>
+                <w:b/>
+                <w:bCs/>
+                <w:color w:val="000000" w:themeColor="text1"/>
+              </w:rPr>
+              <w:t>2</w:t>
+            </w:r>
+          </w:p>
+        </w:tc>
+        <w:tc>
+          <w:tcPr>
+            <w:tcW w:w="0" w:type="auto"/>
+          </w:tcPr>
+          <w:p>
+            <w:pPr>
+              <w:spacing w:line="276" w:lineRule="auto"/>
+              <w:cnfStyle w:val="000000000000" w:firstRow="0" w:lastRow="0" w:firstColumn="0" w:lastColumn="0" w:oddVBand="0" w:evenVBand="0" w:oddHBand="0" w:evenHBand="0" w:firstRowFirstColumn="0" w:firstRowLastColumn="0" w:lastRowFirstColumn="0" w:lastRowLastColumn="0"/>
+              <w:rPr>
+                <w:rFonts w:cstheme="minorHAnsi"/>
+                <w:b/>
+                <w:bCs/>
+                <w:color w:val="000000" w:themeColor="text1"/>
+              </w:rPr>
+            </w:pPr>
+            <w:r>
+              <w:rPr>
+                <w:rFonts w:cstheme="minorHAnsi"/>
+                <w:b/>
+                <w:bCs/>
+                <w:color w:val="000000" w:themeColor="text1"/>
+              </w:rPr>
+              <w:t>Lehrervortrag Plenum</w:t>
+            </w:r>
+          </w:p>
+        </w:tc>
+        <w:tc>
+          <w:tcPr>
+            <w:tcW w:w="0" w:type="auto"/>
+          </w:tcPr>
+          <w:p>
+            <w:pPr>
+              <w:spacing w:line="276" w:lineRule="auto"/>
+              <w:cnfStyle w:val="000000000000" w:firstRow="0" w:lastRow="0" w:firstColumn="0" w:lastColumn="0" w:oddVBand="0" w:evenVBand="0" w:oddHBand="0" w:evenHBand="0" w:firstRowFirstColumn="0" w:firstRowLastColumn="0" w:lastRowFirstColumn="0" w:lastRowLastColumn="0"/>
+              <w:rPr>
+                <w:rFonts w:cstheme="minorHAnsi"/>
+                <w:b/>
+                <w:bCs/>
+                <w:color w:val="000000" w:themeColor="text1"/>
+              </w:rPr>
+            </w:pPr>
+            <w:r>
+              <w:rPr>
+                <w:rFonts w:cstheme="minorHAnsi"/>
+                <w:b/>
+                <w:bCs/>
+                <w:color w:val="000000" w:themeColor="text1"/>
+              </w:rPr>
+              <w:t>GS Kl. 3-4</w:t>
+            </w:r>
+          </w:p>
+        </w:tc>
+      </w:tr>
+      <w:tr>
+        <w:trPr>
+          <w:cnfStyle w:val="000000100000" w:firstRow="0" w:lastRow="0" w:firstColumn="0" w:lastColumn="0" w:oddVBand="0" w:evenVBand="0" w:oddHBand="1" w:evenHBand="0" w:firstRowFirstColumn="0" w:firstRowLastColumn="0" w:lastRowFirstColumn="0" w:lastRowLastColumn="0"/>
+        </w:trPr>
+        <w:tc>
+          <w:tcPr>
+            <w:cnfStyle w:val="001000000000" w:firstRow="0" w:lastRow="0" w:firstColumn="1" w:lastColumn="0" w:oddVBand="0" w:evenVBand="0" w:oddHBand="0" w:evenHBand="0" w:firstRowFirstColumn="0" w:firstRowLastColumn="0" w:lastRowFirstColumn="0" w:lastRowLastColumn="0"/>
+            <w:tcW w:w="0" w:type="auto"/>
+          </w:tcPr>
+          <w:p>
+            <w:pPr>
+              <w:spacing w:line="276" w:lineRule="auto"/>
+              <w:rPr>
+                <w:rFonts w:cstheme="minorHAnsi"/>
+                <w:color w:val="000000" w:themeColor="text1"/>
+              </w:rPr>
+            </w:pPr>
+            <w:r>
+              <w:rPr>
+                <w:rFonts w:cstheme="minorHAnsi"/>
+                <w:color w:val="000000" w:themeColor="text1"/>
+              </w:rPr>
+              <w:t xml:space="preserve">PS AB </w:t>
+            </w:r>
+            <w:r>
+              <w:rPr>
+                <w:rFonts w:cstheme="minorHAnsi"/>
+                <w:color w:val="000000" w:themeColor="text1"/>
+              </w:rPr>
+              <w:t>2</w:t>
+            </w:r>
+          </w:p>
+        </w:tc>
+        <w:tc>
+          <w:tcPr>
+            <w:tcW w:w="0" w:type="auto"/>
+          </w:tcPr>
+          <w:p>
+            <w:pPr>
+              <w:spacing w:line="276" w:lineRule="auto"/>
+              <w:cnfStyle w:val="000000100000" w:firstRow="0" w:lastRow="0" w:firstColumn="0" w:lastColumn="0" w:oddVBand="0" w:evenVBand="0" w:oddHBand="1" w:evenHBand="0" w:firstRowFirstColumn="0" w:firstRowLastColumn="0" w:lastRowFirstColumn="0" w:lastRowLastColumn="0"/>
               <w:rPr>
                 <w:rFonts w:cstheme="minorHAnsi"/>
                 <w:b/>
@@ -1471,12 +1607,11 @@
         <w:tc>
           <w:tcPr>
             <w:tcW w:w="0" w:type="auto"/>
-            <w:hideMark/>
           </w:tcPr>
           <w:p>
             <w:pPr>
               <w:spacing w:line="276" w:lineRule="auto"/>
-              <w:cnfStyle w:val="000000000000" w:firstRow="0" w:lastRow="0" w:firstColumn="0" w:lastColumn="0" w:oddVBand="0" w:evenVBand="0" w:oddHBand="0" w:evenHBand="0" w:firstRowFirstColumn="0" w:firstRowLastColumn="0" w:lastRowFirstColumn="0" w:lastRowLastColumn="0"/>
+              <w:cnfStyle w:val="000000100000" w:firstRow="0" w:lastRow="0" w:firstColumn="0" w:lastColumn="0" w:oddVBand="0" w:evenVBand="0" w:oddHBand="1" w:evenHBand="0" w:firstRowFirstColumn="0" w:firstRowLastColumn="0" w:lastRowFirstColumn="0" w:lastRowLastColumn="0"/>
               <w:rPr>
                 <w:rFonts w:cstheme="minorHAnsi"/>
                 <w:b/>
@@ -1498,12 +1633,11 @@
         <w:tc>
           <w:tcPr>
             <w:tcW w:w="0" w:type="auto"/>
-            <w:hideMark/>
           </w:tcPr>
           <w:p>
             <w:pPr>
               <w:spacing w:line="276" w:lineRule="auto"/>
-              <w:cnfStyle w:val="000000000000" w:firstRow="0" w:lastRow="0" w:firstColumn="0" w:lastColumn="0" w:oddVBand="0" w:evenVBand="0" w:oddHBand="0" w:evenHBand="0" w:firstRowFirstColumn="0" w:firstRowLastColumn="0" w:lastRowFirstColumn="0" w:lastRowLastColumn="0"/>
+              <w:cnfStyle w:val="000000100000" w:firstRow="0" w:lastRow="0" w:firstColumn="0" w:lastColumn="0" w:oddVBand="0" w:evenVBand="0" w:oddHBand="1" w:evenHBand="0" w:firstRowFirstColumn="0" w:firstRowLastColumn="0" w:lastRowFirstColumn="0" w:lastRowLastColumn="0"/>
               <w:rPr>
                 <w:rFonts w:cstheme="minorHAnsi"/>
                 <w:b/>
@@ -1525,12 +1659,11 @@
         <w:tc>
           <w:tcPr>
             <w:tcW w:w="0" w:type="auto"/>
-            <w:hideMark/>
           </w:tcPr>
           <w:p>
             <w:pPr>
               <w:spacing w:line="276" w:lineRule="auto"/>
-              <w:cnfStyle w:val="000000000000" w:firstRow="0" w:lastRow="0" w:firstColumn="0" w:lastColumn="0" w:oddVBand="0" w:evenVBand="0" w:oddHBand="0" w:evenHBand="0" w:firstRowFirstColumn="0" w:firstRowLastColumn="0" w:lastRowFirstColumn="0" w:lastRowLastColumn="0"/>
+              <w:cnfStyle w:val="000000100000" w:firstRow="0" w:lastRow="0" w:firstColumn="0" w:lastColumn="0" w:oddVBand="0" w:evenVBand="0" w:oddHBand="1" w:evenHBand="0" w:firstRowFirstColumn="0" w:firstRowLastColumn="0" w:lastRowFirstColumn="0" w:lastRowLastColumn="0"/>
               <w:rPr>
                 <w:rFonts w:cstheme="minorHAnsi"/>
                 <w:b/>
@@ -9189,12 +9322,16 @@
       <w:pPr>
         <w:rPr>
           <w:rFonts w:cstheme="minorHAnsi"/>
-          <w:color w:val="000000" w:themeColor="text1"/>
-        </w:rPr>
-      </w:pPr>
-      <w:r>
-        <w:rPr>
-          <w:rFonts w:cstheme="minorHAnsi"/>
+          <w:b/>
+          <w:bCs/>
+          <w:color w:val="000000" w:themeColor="text1"/>
+        </w:rPr>
+      </w:pPr>
+      <w:r>
+        <w:rPr>
+          <w:rFonts w:cstheme="minorHAnsi"/>
+          <w:b/>
+          <w:bCs/>
           <w:color w:val="000000" w:themeColor="text1"/>
         </w:rPr>
         <w:t>AB 5b: Mythen-Labor (Vorder-/Rückseite)</w:t>

--- a/lh3/feinkonzept/DURCHBLICKT_LH3_Mythen_Arbeitsblätter.docx
+++ b/lh3/feinkonzept/DURCHBLICKT_LH3_Mythen_Arbeitsblätter.docx
@@ -6348,7 +6348,30 @@
           <w:color w:val="000000" w:themeColor="text1"/>
         </w:rPr>
         <w:lastRenderedPageBreak/>
-        <w:t>AB 4: Drei fiktive Influencer-Profile</w:t>
+        <w:t xml:space="preserve">AB 4: </w:t>
+      </w:r>
+      <w:commentRangeStart w:id="2"/>
+      <w:r>
+        <w:rPr>
+          <w:rFonts w:cstheme="minorHAnsi"/>
+          <w:b/>
+          <w:bCs/>
+          <w:color w:val="000000" w:themeColor="text1"/>
+        </w:rPr>
+        <w:t>Drei fiktive Influencer-Profile</w:t>
+      </w:r>
+      <w:commentRangeEnd w:id="2"/>
+      <w:r>
+        <w:rPr>
+          <w:rStyle w:val="Kommentarzeichen"/>
+          <w:rFonts w:cstheme="minorHAnsi"/>
+          <w:b/>
+          <w:bCs/>
+          <w:color w:val="000000" w:themeColor="text1"/>
+          <w:sz w:val="22"/>
+          <w:szCs w:val="22"/>
+        </w:rPr>
+        <w:commentReference w:id="2"/>
       </w:r>
     </w:p>
     <w:p>
@@ -11265,7 +11288,7 @@
           <w:color w:val="000000" w:themeColor="text1"/>
         </w:rPr>
       </w:pPr>
-      <w:commentRangeStart w:id="2"/>
+      <w:commentRangeStart w:id="3"/>
       <w:r>
         <w:rPr>
           <w:rFonts w:cstheme="minorHAnsi"/>
@@ -11275,7 +11298,7 @@
         </w:rPr>
         <w:t>Lena und das Wundergetränk</w:t>
       </w:r>
-      <w:commentRangeEnd w:id="2"/>
+      <w:commentRangeEnd w:id="3"/>
       <w:r>
         <w:rPr>
           <w:rStyle w:val="Kommentarzeichen"/>
@@ -11286,7 +11309,7 @@
           <w:sz w:val="22"/>
           <w:szCs w:val="22"/>
         </w:rPr>
-        <w:commentReference w:id="2"/>
+        <w:commentReference w:id="3"/>
       </w:r>
     </w:p>
     <w:p>
@@ -11386,7 +11409,7 @@
           <w:color w:val="000000" w:themeColor="text1"/>
         </w:rPr>
       </w:pPr>
-      <w:commentRangeStart w:id="3"/>
+      <w:commentRangeStart w:id="4"/>
       <w:r>
         <w:rPr>
           <w:rFonts w:cstheme="minorHAnsi"/>
@@ -11394,7 +11417,7 @@
         </w:rPr>
         <w:t>Aber stimmt das eigentlich überhaupt, was Lena im Video gesehen hat? Hat irgendjemand nachgefragt? Die Frau im Video, Lena, Mia, die Mutter, der kleine Bruder? Wer hätte fragen können – und bei wem?</w:t>
       </w:r>
-      <w:commentRangeEnd w:id="3"/>
+      <w:commentRangeEnd w:id="4"/>
       <w:r>
         <w:rPr>
           <w:rStyle w:val="Kommentarzeichen"/>
@@ -11403,7 +11426,7 @@
           <w:sz w:val="22"/>
           <w:szCs w:val="22"/>
         </w:rPr>
-        <w:commentReference w:id="3"/>
+        <w:commentReference w:id="4"/>
       </w:r>
     </w:p>
     <w:p>
@@ -12978,7 +13001,7 @@
       </w:r>
     </w:p>
   </w:comment>
-  <w:comment w:id="2" w:author="Michael Kohl" w:date="2026-05-06T16:19:00Z" w:initials="MK">
+  <w:comment w:id="2" w:author="Michael Kohl" w:date="2026-05-08T07:51:00Z" w:initials="MK">
     <w:p>
       <w:pPr>
         <w:pStyle w:val="Kommentartext"/>
@@ -12990,11 +13013,27 @@
         <w:annotationRef/>
       </w:r>
       <w:r>
-        <w:t>Als Bildergeschichte noch aufbereiten?</w:t>
+        <w:t>In Anhang 1 sind ein paar Trigger-Vermeidungs-Infos...sind die Profile auf AB4 OK in dieser Hinsicht?</w:t>
       </w:r>
     </w:p>
   </w:comment>
   <w:comment w:id="3" w:author="Michael Kohl" w:date="2026-05-06T16:19:00Z" w:initials="MK">
+    <w:p>
+      <w:pPr>
+        <w:pStyle w:val="Kommentartext"/>
+      </w:pPr>
+      <w:r>
+        <w:rPr>
+          <w:rStyle w:val="Kommentarzeichen"/>
+        </w:rPr>
+        <w:annotationRef/>
+      </w:r>
+      <w:r>
+        <w:t>Als Bildergeschichte noch aufbereiten?</w:t>
+      </w:r>
+    </w:p>
+  </w:comment>
+  <w:comment w:id="4" w:author="Michael Kohl" w:date="2026-05-06T16:19:00Z" w:initials="MK">
     <w:p>
       <w:pPr>
         <w:pStyle w:val="Kommentartext"/>
@@ -13016,6 +13055,7 @@
 <file path=word/commentsExtended.xml><?xml version="1.0" encoding="utf-8"?>
 <w15:commentsEx xmlns:wpc="http://schemas.microsoft.com/office/word/2010/wordprocessingCanvas" xmlns:cx="http://schemas.microsoft.com/office/drawing/2014/chartex" xmlns:cx1="http://schemas.microsoft.com/office/drawing/2015/9/8/chartex" xmlns:cx2="http://schemas.microsoft.com/office/drawing/2015/10/21/chartex" xmlns:cx3="http://schemas.microsoft.com/office/drawing/2016/5/9/chartex" xmlns:cx4="http://schemas.microsoft.com/office/drawing/2016/5/10/chartex" xmlns:cx5="http://schemas.microsoft.com/office/drawing/2016/5/11/chartex" xmlns:cx6="http://schemas.microsoft.com/office/drawing/2016/5/12/chartex" xmlns:cx7="http://schemas.microsoft.com/office/drawing/2016/5/13/chartex" xmlns:cx8="http://schemas.microsoft.com/office/drawing/2016/5/14/chartex" xmlns:mc="http://schemas.openxmlformats.org/markup-compatibility/2006" xmlns:aink="http://schemas.microsoft.com/office/drawing/2016/ink" xmlns:am3d="http://schemas.microsoft.com/office/drawing/2017/model3d" xmlns:o="urn:schemas-microsoft-com:office:office" xmlns:oel="http://schemas.microsoft.com/office/2019/extlst" xmlns:r="http://schemas.openxmlformats.org/officeDocument/2006/relationships" xmlns:m="http://schemas.openxmlformats.org/officeDocument/2006/math" xmlns:v="urn:schemas-microsoft-com:vml" xmlns:wp14="http://schemas.microsoft.com/office/word/2010/wordprocessingDrawing" xmlns:wp="http://schemas.openxmlformats.org/drawingml/2006/wordprocessingDrawing" xmlns:w10="urn:schemas-microsoft-com:office:word" xmlns:w="http://schemas.openxmlformats.org/wordprocessingml/2006/main" xmlns:w14="http://schemas.microsoft.com/office/word/2010/wordml" xmlns:w15="http://schemas.microsoft.com/office/word/2012/wordml" xmlns:w16cex="http://schemas.microsoft.com/office/word/2018/wordml/cex" xmlns:w16cid="http://schemas.microsoft.com/office/word/2016/wordml/cid" xmlns:w16="http://schemas.microsoft.com/office/word/2018/wordml" xmlns:w16du="http://schemas.microsoft.com/office/word/2023/wordml/word16du" xmlns:w16sdtdh="http://schemas.microsoft.com/office/word/2020/wordml/sdtdatahash" xmlns:w16sdtfl="http://schemas.microsoft.com/office/word/2024/wordml/sdtformatlock" xmlns:w16se="http://schemas.microsoft.com/office/word/2015/wordml/symex" xmlns:wpg="http://schemas.microsoft.com/office/word/2010/wordprocessingGroup" xmlns:wpi="http://schemas.microsoft.com/office/word/2010/wordprocessingInk" xmlns:wne="http://schemas.microsoft.com/office/word/2006/wordml" xmlns:wps="http://schemas.microsoft.com/office/word/2010/wordprocessingShape" mc:Ignorable="w14 w15 w16se w16cid w16 w16cex w16sdtdh w16sdtfl w16du wp14">
   <w15:commentEx w15:paraId="70AB9F2B" w15:done="0"/>
+  <w15:commentEx w15:paraId="02791D38" w15:done="0"/>
   <w15:commentEx w15:paraId="1EBBB4BC" w15:done="0"/>
   <w15:commentEx w15:paraId="65320F05" w15:done="0"/>
 </w15:commentsEx>
@@ -13024,6 +13064,7 @@
 <file path=word/commentsExtensible.xml><?xml version="1.0" encoding="utf-8"?>
 <w16cex:commentsExtensible xmlns:wpc="http://schemas.microsoft.com/office/word/2010/wordprocessingCanvas" xmlns:cx="http://schemas.microsoft.com/office/drawing/2014/chartex" xmlns:cx1="http://schemas.microsoft.com/office/drawing/2015/9/8/chartex" xmlns:cx2="http://schemas.microsoft.com/office/drawing/2015/10/21/chartex" xmlns:cx3="http://schemas.microsoft.com/office/drawing/2016/5/9/chartex" xmlns:cx4="http://schemas.microsoft.com/office/drawing/2016/5/10/chartex" xmlns:cx5="http://schemas.microsoft.com/office/drawing/2016/5/11/chartex" xmlns:cx6="http://schemas.microsoft.com/office/drawing/2016/5/12/chartex" xmlns:cx7="http://schemas.microsoft.com/office/drawing/2016/5/13/chartex" xmlns:cx8="http://schemas.microsoft.com/office/drawing/2016/5/14/chartex" xmlns:cr="http://schemas.microsoft.com/office/comments/2020/reactions" xmlns:mc="http://schemas.openxmlformats.org/markup-compatibility/2006" xmlns:aink="http://schemas.microsoft.com/office/drawing/2016/ink" xmlns:am3d="http://schemas.microsoft.com/office/drawing/2017/model3d" xmlns:o="urn:schemas-microsoft-com:office:office" xmlns:oel="http://schemas.microsoft.com/office/2019/extlst" xmlns:r="http://schemas.openxmlformats.org/officeDocument/2006/relationships" xmlns:m="http://schemas.openxmlformats.org/officeDocument/2006/math" xmlns:v="urn:schemas-microsoft-com:vml" xmlns:wp14="http://schemas.microsoft.com/office/word/2010/wordprocessingDrawing" xmlns:wp="http://schemas.openxmlformats.org/drawingml/2006/wordprocessingDrawing" xmlns:w10="urn:schemas-microsoft-com:office:word" xmlns:w="http://schemas.openxmlformats.org/wordprocessingml/2006/main" xmlns:w14="http://schemas.microsoft.com/office/word/2010/wordml" xmlns:w15="http://schemas.microsoft.com/office/word/2012/wordml" xmlns:w16cex="http://schemas.microsoft.com/office/word/2018/wordml/cex" xmlns:w16cid="http://schemas.microsoft.com/office/word/2016/wordml/cid" xmlns:w16="http://schemas.microsoft.com/office/word/2018/wordml" xmlns:w16du="http://schemas.microsoft.com/office/word/2023/wordml/word16du" xmlns:w16sdtdh="http://schemas.microsoft.com/office/word/2020/wordml/sdtdatahash" xmlns:w16sdtfl="http://schemas.microsoft.com/office/word/2024/wordml/sdtformatlock" xmlns:w16se="http://schemas.microsoft.com/office/word/2015/wordml/symex" xmlns:wpg="http://schemas.microsoft.com/office/word/2010/wordprocessingGroup" xmlns:wpi="http://schemas.microsoft.com/office/word/2010/wordprocessingInk" xmlns:wne="http://schemas.microsoft.com/office/word/2006/wordml" xmlns:wps="http://schemas.microsoft.com/office/word/2010/wordprocessingShape" mc:Ignorable="w14 w15 w16se w16cid w16 w16cex w16sdtdh w16sdtfl cr w16du wp14">
   <w16cex:commentExtensible w16cex:durableId="622E673C" w16cex:dateUtc="2026-05-05T13:31:00Z"/>
+  <w16cex:commentExtensible w16cex:durableId="50345F35" w16cex:dateUtc="2026-05-08T05:51:00Z"/>
   <w16cex:commentExtensible w16cex:durableId="74002062" w16cex:dateUtc="2026-05-06T14:19:00Z"/>
   <w16cex:commentExtensible w16cex:durableId="6A4F022F" w16cex:dateUtc="2026-05-06T14:19:00Z"/>
 </w16cex:commentsExtensible>
@@ -13032,6 +13073,7 @@
 <file path=word/commentsIds.xml><?xml version="1.0" encoding="utf-8"?>
 <w16cid:commentsIds xmlns:wpc="http://schemas.microsoft.com/office/word/2010/wordprocessingCanvas" xmlns:cx="http://schemas.microsoft.com/office/drawing/2014/chartex" xmlns:cx1="http://schemas.microsoft.com/office/drawing/2015/9/8/chartex" xmlns:cx2="http://schemas.microsoft.com/office/drawing/2015/10/21/chartex" xmlns:cx3="http://schemas.microsoft.com/office/drawing/2016/5/9/chartex" xmlns:cx4="http://schemas.microsoft.com/office/drawing/2016/5/10/chartex" xmlns:cx5="http://schemas.microsoft.com/office/drawing/2016/5/11/chartex" xmlns:cx6="http://schemas.microsoft.com/office/drawing/2016/5/12/chartex" xmlns:cx7="http://schemas.microsoft.com/office/drawing/2016/5/13/chartex" xmlns:cx8="http://schemas.microsoft.com/office/drawing/2016/5/14/chartex" xmlns:mc="http://schemas.openxmlformats.org/markup-compatibility/2006" xmlns:aink="http://schemas.microsoft.com/office/drawing/2016/ink" xmlns:am3d="http://schemas.microsoft.com/office/drawing/2017/model3d" xmlns:o="urn:schemas-microsoft-com:office:office" xmlns:oel="http://schemas.microsoft.com/office/2019/extlst" xmlns:r="http://schemas.openxmlformats.org/officeDocument/2006/relationships" xmlns:m="http://schemas.openxmlformats.org/officeDocument/2006/math" xmlns:v="urn:schemas-microsoft-com:vml" xmlns:wp14="http://schemas.microsoft.com/office/word/2010/wordprocessingDrawing" xmlns:wp="http://schemas.openxmlformats.org/drawingml/2006/wordprocessingDrawing" xmlns:w10="urn:schemas-microsoft-com:office:word" xmlns:w="http://schemas.openxmlformats.org/wordprocessingml/2006/main" xmlns:w14="http://schemas.microsoft.com/office/word/2010/wordml" xmlns:w15="http://schemas.microsoft.com/office/word/2012/wordml" xmlns:w16cex="http://schemas.microsoft.com/office/word/2018/wordml/cex" xmlns:w16cid="http://schemas.microsoft.com/office/word/2016/wordml/cid" xmlns:w16="http://schemas.microsoft.com/office/word/2018/wordml" xmlns:w16du="http://schemas.microsoft.com/office/word/2023/wordml/word16du" xmlns:w16sdtdh="http://schemas.microsoft.com/office/word/2020/wordml/sdtdatahash" xmlns:w16sdtfl="http://schemas.microsoft.com/office/word/2024/wordml/sdtformatlock" xmlns:w16se="http://schemas.microsoft.com/office/word/2015/wordml/symex" xmlns:wpg="http://schemas.microsoft.com/office/word/2010/wordprocessingGroup" xmlns:wpi="http://schemas.microsoft.com/office/word/2010/wordprocessingInk" xmlns:wne="http://schemas.microsoft.com/office/word/2006/wordml" xmlns:wps="http://schemas.microsoft.com/office/word/2010/wordprocessingShape" mc:Ignorable="w14 w15 w16se w16cid w16 w16cex w16sdtdh w16sdtfl w16du wp14">
   <w16cid:commentId w16cid:paraId="70AB9F2B" w16cid:durableId="622E673C"/>
+  <w16cid:commentId w16cid:paraId="02791D38" w16cid:durableId="50345F35"/>
   <w16cid:commentId w16cid:paraId="1EBBB4BC" w16cid:durableId="74002062"/>
   <w16cid:commentId w16cid:paraId="65320F05" w16cid:durableId="6A4F022F"/>
 </w16cid:commentsIds>

--- a/lh3/feinkonzept/DURCHBLICKT_LH3_Mythen_Arbeitsblätter.docx
+++ b/lh3/feinkonzept/DURCHBLICKT_LH3_Mythen_Arbeitsblätter.docx
@@ -1785,7 +1785,25 @@
           <w:bCs/>
           <w:color w:val="000000" w:themeColor="text1"/>
         </w:rPr>
-        <w:t>Gesundheitsmythen verbreiten sich online besonders schnell – nicht weil die Menschen dumm sind, sondern weil bestimmte Mechanismen das Teilen und Glauben begünstigen.</w:t>
+        <w:t xml:space="preserve">Gesundheitsmythen verbreiten sich online besonders schnell – </w:t>
+      </w:r>
+      <w:r>
+        <w:rPr>
+          <w:rFonts w:cstheme="minorHAnsi"/>
+          <w:b/>
+          <w:bCs/>
+          <w:color w:val="000000" w:themeColor="text1"/>
+        </w:rPr>
+        <w:t>nicht,</w:t>
+      </w:r>
+      <w:r>
+        <w:rPr>
+          <w:rFonts w:cstheme="minorHAnsi"/>
+          <w:b/>
+          <w:bCs/>
+          <w:color w:val="000000" w:themeColor="text1"/>
+        </w:rPr>
+        <w:t xml:space="preserve"> weil die Menschen dumm sind, sondern weil bestimmte Mechanismen das Teilen und Glauben begünstigen.</w:t>
       </w:r>
     </w:p>
     <w:p>
@@ -8044,7 +8062,21 @@
           <w:rFonts w:cstheme="minorHAnsi"/>
           <w:color w:val="000000" w:themeColor="text1"/>
         </w:rPr>
-        <w:t xml:space="preserve"> Schreibt die Behauptung auf, kreuzt eure Antwort an (Wahr / Fake / Teilweise wahr) und begründet sie kurz mit </w:t>
+        <w:t xml:space="preserve"> Schreibt die Behauptung auf, kreuzt eure Antwort an (Wahr / Fake / </w:t>
+      </w:r>
+      <w:r>
+        <w:rPr>
+          <w:rFonts w:cstheme="minorHAnsi"/>
+          <w:color w:val="000000" w:themeColor="text1"/>
+        </w:rPr>
+        <w:t>teilweise</w:t>
+      </w:r>
+      <w:r>
+        <w:rPr>
+          <w:rFonts w:cstheme="minorHAnsi"/>
+          <w:color w:val="000000" w:themeColor="text1"/>
+        </w:rPr>
+        <w:t xml:space="preserve"> wahr) und begründet sie kurz mit </w:t>
       </w:r>
       <w:r>
         <w:rPr>
@@ -17752,12 +17784,6 @@
 </file>
 
 <file path=customXml/item1.xml><?xml version="1.0" encoding="utf-8"?>
-<p:properties xmlns:p="http://schemas.microsoft.com/office/2006/metadata/properties" xmlns:xsi="http://www.w3.org/2001/XMLSchema-instance" xmlns:pc="http://schemas.microsoft.com/office/infopath/2007/PartnerControls">
-  <documentManagement/>
-</p:properties>
-</file>
-
-<file path=customXml/item2.xml><?xml version="1.0" encoding="utf-8"?>
 <ct:contentTypeSchema xmlns:ct="http://schemas.microsoft.com/office/2006/metadata/contentType" xmlns:ma="http://schemas.microsoft.com/office/2006/metadata/properties/metaAttributes" ct:_="" ma:_="" ma:contentTypeName="Dokument" ma:contentTypeID="0x010100B4F18BF0DEB24043B8BADE8AEEDEA300" ma:contentTypeVersion="2" ma:contentTypeDescription="Ein neues Dokument erstellen." ma:contentTypeScope="" ma:versionID="70708bc686e6c59bf838da438e259e26">
   <xsd:schema xmlns:xsd="http://www.w3.org/2001/XMLSchema" xmlns:xs="http://www.w3.org/2001/XMLSchema" xmlns:p="http://schemas.microsoft.com/office/2006/metadata/properties" xmlns:ns2="a377bc87-4618-438a-8f48-0bf8557dfc0d" targetNamespace="http://schemas.microsoft.com/office/2006/metadata/properties" ma:root="true" ma:fieldsID="d7af0ba49d3d814dfbf753caab118929" ns2:_="">
     <xsd:import namespace="a377bc87-4618-438a-8f48-0bf8557dfc0d"/>
@@ -17889,7 +17915,17 @@
 </ct:contentTypeSchema>
 </file>
 
+<file path=customXml/item2.xml><?xml version="1.0" encoding="utf-8"?>
+<p:properties xmlns:p="http://schemas.microsoft.com/office/2006/metadata/properties" xmlns:xsi="http://www.w3.org/2001/XMLSchema-instance" xmlns:pc="http://schemas.microsoft.com/office/infopath/2007/PartnerControls">
+  <documentManagement/>
+</p:properties>
+</file>
+
 <file path=customXml/item3.xml><?xml version="1.0" encoding="utf-8"?>
+<b:Sources xmlns:b="http://schemas.openxmlformats.org/officeDocument/2006/bibliography" xmlns="http://schemas.openxmlformats.org/officeDocument/2006/bibliography" SelectedStyle="\APASixthEditionOfficeOnline.xsl" StyleName="APA" Version="6"/>
+</file>
+
+<file path=customXml/item4.xml><?xml version="1.0" encoding="utf-8"?>
 <?mso-contentType ?>
 <FormTemplates xmlns="http://schemas.microsoft.com/sharepoint/v3/contenttype/forms">
   <Display>DocumentLibraryForm</Display>
@@ -17898,20 +17934,7 @@
 </FormTemplates>
 </file>
 
-<file path=customXml/item4.xml><?xml version="1.0" encoding="utf-8"?>
-<b:Sources xmlns:b="http://schemas.openxmlformats.org/officeDocument/2006/bibliography" xmlns="http://schemas.openxmlformats.org/officeDocument/2006/bibliography" SelectedStyle="\APASixthEditionOfficeOnline.xsl" StyleName="APA" Version="6"/>
-</file>
-
 <file path=customXml/itemProps1.xml><?xml version="1.0" encoding="utf-8"?>
-<ds:datastoreItem xmlns:ds="http://schemas.openxmlformats.org/officeDocument/2006/customXml" ds:itemID="{8646608E-0DE1-4582-A338-267286439085}">
-  <ds:schemaRefs>
-    <ds:schemaRef ds:uri="http://schemas.microsoft.com/office/2006/metadata/properties"/>
-    <ds:schemaRef ds:uri="http://schemas.microsoft.com/office/infopath/2007/PartnerControls"/>
-  </ds:schemaRefs>
-</ds:datastoreItem>
-</file>
-
-<file path=customXml/itemProps2.xml><?xml version="1.0" encoding="utf-8"?>
 <ds:datastoreItem xmlns:ds="http://schemas.openxmlformats.org/officeDocument/2006/customXml" ds:itemID="{7CF23BFA-A00B-453B-AC31-C4ED7B21A5D7}">
   <ds:schemaRefs>
     <ds:schemaRef ds:uri="http://schemas.microsoft.com/office/2006/metadata/contentType"/>
@@ -17929,18 +17952,27 @@
 </ds:datastoreItem>
 </file>
 
+<file path=customXml/itemProps2.xml><?xml version="1.0" encoding="utf-8"?>
+<ds:datastoreItem xmlns:ds="http://schemas.openxmlformats.org/officeDocument/2006/customXml" ds:itemID="{8646608E-0DE1-4582-A338-267286439085}">
+  <ds:schemaRefs>
+    <ds:schemaRef ds:uri="http://schemas.microsoft.com/office/2006/metadata/properties"/>
+    <ds:schemaRef ds:uri="http://schemas.microsoft.com/office/infopath/2007/PartnerControls"/>
+  </ds:schemaRefs>
+</ds:datastoreItem>
+</file>
+
 <file path=customXml/itemProps3.xml><?xml version="1.0" encoding="utf-8"?>
+<ds:datastoreItem xmlns:ds="http://schemas.openxmlformats.org/officeDocument/2006/customXml" ds:itemID="{81323CF0-E71D-49C3-95D9-3CF2AF72417E}">
+  <ds:schemaRefs>
+    <ds:schemaRef ds:uri="http://schemas.openxmlformats.org/officeDocument/2006/bibliography"/>
+  </ds:schemaRefs>
+</ds:datastoreItem>
+</file>
+
+<file path=customXml/itemProps4.xml><?xml version="1.0" encoding="utf-8"?>
 <ds:datastoreItem xmlns:ds="http://schemas.openxmlformats.org/officeDocument/2006/customXml" ds:itemID="{2F698423-0337-4B93-99A0-AA9C96EFFDF9}">
   <ds:schemaRefs>
     <ds:schemaRef ds:uri="http://schemas.microsoft.com/sharepoint/v3/contenttype/forms"/>
   </ds:schemaRefs>
 </ds:datastoreItem>
-</file>
-
-<file path=customXml/itemProps4.xml><?xml version="1.0" encoding="utf-8"?>
-<ds:datastoreItem xmlns:ds="http://schemas.openxmlformats.org/officeDocument/2006/customXml" ds:itemID="{81323CF0-E71D-49C3-95D9-3CF2AF72417E}">
-  <ds:schemaRefs>
-    <ds:schemaRef ds:uri="http://schemas.openxmlformats.org/officeDocument/2006/bibliography"/>
-  </ds:schemaRefs>
-</ds:datastoreItem>
 </file>